--- a/visual_telemetry_analysis.docx
+++ b/visual_telemetry_analysis.docx
@@ -2,16 +2,462 @@
 <file path=word/document.xml><?xml version="1.0" encoding="utf-8"?>
 <w:document xmlns:w="http://schemas.openxmlformats.org/wordprocessingml/2006/main" xmlns:m="http://schemas.openxmlformats.org/officeDocument/2006/math" xmlns:r="http://schemas.openxmlformats.org/officeDocument/2006/relationships" xmlns:o="urn:schemas-microsoft-com:office:office" xmlns:v="urn:schemas-microsoft-com:vml" xmlns:w10="urn:schemas-microsoft-com:office:word" xmlns:a="http://schemas.openxmlformats.org/drawingml/2006/main" xmlns:pic="http://schemas.openxmlformats.org/drawingml/2006/picture" xmlns:wp="http://schemas.openxmlformats.org/drawingml/2006/wordprocessingDrawing">
   <w:body>
-    <w:bookmarkStart w:id="51" w:name="X5421b2dfd4478bd3997ca2b5bbd89932fc1644e"/>
     <w:p>
       <w:pPr>
         <w:pStyle w:val="Heading1"/>
       </w:pPr>
+      <w:bookmarkStart w:id="20" w:name="superseded-see-corrected-report"/>
+      <w:r>
+        <w:t xml:space="preserve">⚠️ SUPERSEDED — SEE CORRECTED REPORT</w:t>
+      </w:r>
+      <w:bookmarkEnd w:id="20"/>
+    </w:p>
+    <w:p>
+      <w:pPr>
+        <w:pStyle w:val="BlockText"/>
+      </w:pPr>
+      <w:r>
+        <w:rPr>
+          <w:bCs/>
+          <w:b/>
+        </w:rPr>
+        <w:t xml:space="preserve">This document has been superseded by</w:t>
+      </w:r>
+      <w:r>
+        <w:rPr>
+          <w:bCs/>
+          <w:b/>
+        </w:rPr>
+        <w:t xml:space="preserve"> </w:t>
+      </w:r>
+      <w:hyperlink r:id="rId21">
+        <w:r>
+          <w:rPr>
+            <w:rStyle w:val="VerbatimChar"/>
+            <w:bCs/>
+            <w:b/>
+          </w:rPr>
+          <w:t xml:space="preserve">comprehensive_frame_report.md</w:t>
+        </w:r>
+      </w:hyperlink>
+      <w:r>
+        <w:rPr>
+          <w:bCs/>
+          <w:b/>
+        </w:rPr>
+        <w:t xml:space="preserve">, which corrects errors found in this analysis.</w:t>
+      </w:r>
+    </w:p>
+    <w:p>
+      <w:pPr>
+        <w:pStyle w:val="BlockText"/>
+      </w:pPr>
+      <w:r>
+        <w:t xml:space="preserve">On re-verification against the original frames, several headline claims below were found to be</w:t>
+      </w:r>
+      <w:r>
+        <w:t xml:space="preserve"> </w:t>
+      </w:r>
+      <w:r>
+        <w:rPr>
+          <w:bCs/>
+          <w:b/>
+        </w:rPr>
+        <w:t xml:space="preserve">OCR misreads or a misread on-screen time field</w:t>
+      </w:r>
+      <w:r>
+        <w:t xml:space="preserve">, and are</w:t>
+      </w:r>
+      <w:r>
+        <w:t xml:space="preserve"> </w:t>
+      </w:r>
+      <w:r>
+        <w:rPr>
+          <w:bCs/>
+          <w:b/>
+        </w:rPr>
+        <w:t xml:space="preserve">retracted</w:t>
+      </w:r>
+      <w:r>
+        <w:t xml:space="preserve">:</w:t>
+      </w:r>
+    </w:p>
+    <w:p>
+      <w:pPr>
+        <w:numPr>
+          <w:ilvl w:val="0"/>
+          <w:numId w:val="1001"/>
+        </w:numPr>
+        <w:pStyle w:val="Compact"/>
+      </w:pPr>
+      <w:r>
+        <w:rPr>
+          <w:bCs/>
+          <w:b/>
+        </w:rPr>
+        <w:t xml:space="preserve">“</w:t>
+      </w:r>
+      <w:r>
+        <w:rPr>
+          <w:bCs/>
+          <w:b/>
+        </w:rPr>
+        <w:t xml:space="preserve">−142 minute time reset</w:t>
+      </w:r>
+      <w:r>
+        <w:rPr>
+          <w:bCs/>
+          <w:b/>
+        </w:rPr>
+        <w:t xml:space="preserve">”</w:t>
+      </w:r>
+      <w:r>
+        <w:rPr>
+          <w:bCs/>
+          <w:b/>
+        </w:rPr>
+        <w:t xml:space="preserve"> </w:t>
+      </w:r>
+      <w:r>
+        <w:rPr>
+          <w:bCs/>
+          <w:b/>
+        </w:rPr>
+        <w:t xml:space="preserve">/</w:t>
+      </w:r>
+      <w:r>
+        <w:rPr>
+          <w:bCs/>
+          <w:b/>
+        </w:rPr>
+        <w:t xml:space="preserve"> </w:t>
+      </w:r>
+      <w:r>
+        <w:rPr>
+          <w:bCs/>
+          <w:b/>
+        </w:rPr>
+        <w:t xml:space="preserve">“</w:t>
+      </w:r>
+      <w:r>
+        <w:rPr>
+          <w:bCs/>
+          <w:b/>
+        </w:rPr>
+        <w:t xml:space="preserve">time resets</w:t>
+      </w:r>
+      <w:r>
+        <w:rPr>
+          <w:bCs/>
+          <w:b/>
+        </w:rPr>
+        <w:t xml:space="preserve">”</w:t>
+      </w:r>
+      <w:r>
+        <w:rPr>
+          <w:bCs/>
+          <w:b/>
+        </w:rPr>
+        <w:t xml:space="preserve"> </w:t>
+      </w:r>
+      <w:r>
+        <w:rPr>
+          <w:bCs/>
+          <w:b/>
+        </w:rPr>
+        <w:t xml:space="preserve">(scenes 2817, 419, 1156, etc.)</w:t>
+      </w:r>
+      <w:r>
+        <w:t xml:space="preserve"> </w:t>
+      </w:r>
+      <w:r>
+        <w:t xml:space="preserve">— FALSE. The overlay shows time as</w:t>
+      </w:r>
+      <w:r>
+        <w:t xml:space="preserve"> </w:t>
+      </w:r>
+      <w:r>
+        <w:rPr>
+          <w:bCs/>
+          <w:b/>
+        </w:rPr>
+        <w:t xml:space="preserve">CURRENT / TOTAL</w:t>
+      </w:r>
+      <w:r>
+        <w:t xml:space="preserve">;</w:t>
+      </w:r>
+      <w:r>
+        <w:t xml:space="preserve"> </w:t>
+      </w:r>
+      <w:r>
+        <w:t xml:space="preserve">“</w:t>
+      </w:r>
+      <w:r>
+        <w:t xml:space="preserve">3:53:41</w:t>
+      </w:r>
+      <w:r>
+        <w:t xml:space="preserve">”</w:t>
+      </w:r>
+      <w:r>
+        <w:t xml:space="preserve"> </w:t>
+      </w:r>
+      <w:r>
+        <w:t xml:space="preserve">is the video’s</w:t>
+      </w:r>
+      <w:r>
+        <w:t xml:space="preserve"> </w:t>
+      </w:r>
+      <w:r>
+        <w:rPr>
+          <w:bCs/>
+          <w:b/>
+        </w:rPr>
+        <w:t xml:space="preserve">total duration</w:t>
+      </w:r>
+      <w:r>
+        <w:t xml:space="preserve">, not a timestamp. Scene 2817’s true time is 1:31:25, consistent with its neighbors. No time reset occurred.</w:t>
+      </w:r>
+    </w:p>
+    <w:p>
+      <w:pPr>
+        <w:numPr>
+          <w:ilvl w:val="0"/>
+          <w:numId w:val="1001"/>
+        </w:numPr>
+        <w:pStyle w:val="Compact"/>
+      </w:pPr>
+      <w:r>
+        <w:rPr>
+          <w:bCs/>
+          <w:b/>
+        </w:rPr>
+        <w:t xml:space="preserve">“</w:t>
+      </w:r>
+      <w:r>
+        <w:rPr>
+          <w:bCs/>
+          <w:b/>
+        </w:rPr>
+        <w:t xml:space="preserve">+2,937 mph velocity reversal</w:t>
+      </w:r>
+      <w:r>
+        <w:rPr>
+          <w:bCs/>
+          <w:b/>
+        </w:rPr>
+        <w:t xml:space="preserve">”</w:t>
+      </w:r>
+      <w:r>
+        <w:rPr>
+          <w:bCs/>
+          <w:b/>
+        </w:rPr>
+        <w:t xml:space="preserve"> </w:t>
+      </w:r>
+      <w:r>
+        <w:rPr>
+          <w:bCs/>
+          <w:b/>
+        </w:rPr>
+        <w:t xml:space="preserve">(scenes 2872 / 2883)</w:t>
+      </w:r>
+      <w:r>
+        <w:t xml:space="preserve"> </w:t>
+      </w:r>
+      <w:r>
+        <w:t xml:space="preserve">— FALSE. OCR misread the leading digit</w:t>
+      </w:r>
+      <w:r>
+        <w:t xml:space="preserve"> </w:t>
+      </w:r>
+      <w:r>
+        <w:rPr>
+          <w:bCs/>
+          <w:b/>
+        </w:rPr>
+        <w:t xml:space="preserve">1 as 4</w:t>
+      </w:r>
+      <w:r>
+        <w:t xml:space="preserve"> </w:t>
+      </w:r>
+      <w:r>
+        <w:t xml:space="preserve">(11,778→</w:t>
+      </w:r>
+      <w:r>
+        <w:t xml:space="preserve">“</w:t>
+      </w:r>
+      <w:r>
+        <w:t xml:space="preserve">14,778</w:t>
+      </w:r>
+      <w:r>
+        <w:t xml:space="preserve">”</w:t>
+      </w:r>
+      <w:r>
+        <w:t xml:space="preserve">). The true sequence is a smooth deceleration.</w:t>
+      </w:r>
+    </w:p>
+    <w:p>
+      <w:pPr>
+        <w:numPr>
+          <w:ilvl w:val="0"/>
+          <w:numId w:val="1001"/>
+        </w:numPr>
+        <w:pStyle w:val="Compact"/>
+      </w:pPr>
+      <w:r>
+        <w:rPr>
+          <w:bCs/>
+          <w:b/>
+        </w:rPr>
+        <w:t xml:space="preserve">“</w:t>
+      </w:r>
+      <w:r>
+        <w:rPr>
+          <w:bCs/>
+          <w:b/>
+        </w:rPr>
+        <w:t xml:space="preserve">Geometric impossibility</w:t>
+      </w:r>
+      <w:r>
+        <w:rPr>
+          <w:bCs/>
+          <w:b/>
+        </w:rPr>
+        <w:t xml:space="preserve">”</w:t>
+      </w:r>
+      <w:r>
+        <w:rPr>
+          <w:bCs/>
+          <w:b/>
+        </w:rPr>
+        <w:t xml:space="preserve"> </w:t>
+      </w:r>
+      <w:r>
+        <w:rPr>
+          <w:bCs/>
+          <w:b/>
+        </w:rPr>
+        <w:t xml:space="preserve">of both distances increasing</w:t>
+      </w:r>
+      <w:r>
+        <w:t xml:space="preserve"> </w:t>
+      </w:r>
+      <w:r>
+        <w:t xml:space="preserve">— WITHDRAWN. Simultaneous increase is geometrically possible during a skip/altitude-gain phase.</w:t>
+      </w:r>
+    </w:p>
+    <w:p>
+      <w:pPr>
+        <w:numPr>
+          <w:ilvl w:val="0"/>
+          <w:numId w:val="1001"/>
+        </w:numPr>
+        <w:pStyle w:val="Compact"/>
+      </w:pPr>
+      <w:r>
+        <w:t xml:space="preserve">Minor value fixes: scene 144 velocity = 25,105; scene 265 To-Moon = 248,254.</w:t>
+      </w:r>
+    </w:p>
+    <w:p>
+      <w:pPr>
+        <w:pStyle w:val="BlockText"/>
+      </w:pPr>
+      <w:r>
+        <w:rPr>
+          <w:bCs/>
+          <w:b/>
+        </w:rPr>
+        <w:t xml:space="preserve">Also note:</w:t>
+      </w:r>
+      <w:r>
+        <w:t xml:space="preserve"> </w:t>
+      </w:r>
+      <w:r>
+        <w:t xml:space="preserve">this segment is a NASA-</w:t>
+      </w:r>
+      <w:r>
+        <w:rPr>
+          <w:bCs/>
+          <w:b/>
+        </w:rPr>
+        <w:t xml:space="preserve">labeled VISUALIZATION shown during the communications blackout</w:t>
+      </w:r>
+      <w:r>
+        <w:t xml:space="preserve">, so the dials are modeled values, not a live downlink. The byte-identical</w:t>
+      </w:r>
+      <w:r>
+        <w:t xml:space="preserve"> </w:t>
+      </w:r>
+      <w:r>
+        <w:t xml:space="preserve">“</w:t>
+      </w:r>
+      <w:r>
+        <w:t xml:space="preserve">frozen</w:t>
+      </w:r>
+      <w:r>
+        <w:t xml:space="preserve">”</w:t>
+      </w:r>
+      <w:r>
+        <w:t xml:space="preserve"> </w:t>
+      </w:r>
+      <w:r>
+        <w:t xml:space="preserve">frames each carry the</w:t>
+      </w:r>
+      <w:r>
+        <w:t xml:space="preserve"> </w:t>
+      </w:r>
+      <w:r>
+        <w:rPr>
+          <w:bCs/>
+          <w:b/>
+        </w:rPr>
+        <w:t xml:space="preserve">same</w:t>
+      </w:r>
+      <w:r>
+        <w:t xml:space="preserve"> </w:t>
+      </w:r>
+      <w:r>
+        <w:t xml:space="preserve">on-screen timestamp — they are the same broadcast moment captured repeatedly, not later moments with stale numbers.</w:t>
+      </w:r>
+    </w:p>
+    <w:p>
+      <w:pPr>
+        <w:pStyle w:val="BlockText"/>
+      </w:pPr>
+      <w:r>
+        <w:t xml:space="preserve">The content below is retained</w:t>
+      </w:r>
+      <w:r>
+        <w:t xml:space="preserve"> </w:t>
+      </w:r>
+      <w:r>
+        <w:rPr>
+          <w:bCs/>
+          <w:b/>
+        </w:rPr>
+        <w:t xml:space="preserve">only for transparency/audit</w:t>
+      </w:r>
+      <w:r>
+        <w:t xml:space="preserve">. Do not cite its anomaly claims. Refer to the corrected report instead.</w:t>
+      </w:r>
+    </w:p>
+    <w:p>
+      <w:r>
+        <w:pict>
+          <v:rect style="width:0;height:1.5pt" o:hralign="center" o:hrstd="t" o:hr="t"/>
+        </w:pict>
+      </w:r>
+    </w:p>
+    <w:bookmarkStart w:id="53" w:name="X5421b2dfd4478bd3997ca2b5bbd89932fc1644e"/>
+    <w:p>
+      <w:pPr>
+        <w:pStyle w:val="Heading1"/>
+      </w:pPr>
       <w:r>
         <w:t xml:space="preserve">NASA Artemis II Re-Entry Broadcast: Visual Telemetry Analysis</w:t>
       </w:r>
     </w:p>
-    <w:bookmarkStart w:id="21" w:name="Xa593203bfd2a81be28d98ebb01092cc1297dfa0"/>
+    <w:bookmarkStart w:id="23" w:name="Xa593203bfd2a81be28d98ebb01092cc1297dfa0"/>
     <w:p>
       <w:pPr>
         <w:pStyle w:val="Heading2"/>
@@ -63,7 +509,7 @@
       <w:r>
         <w:t xml:space="preserve"> </w:t>
       </w:r>
-      <w:hyperlink r:id="rId20">
+      <w:hyperlink r:id="rId22">
         <w:r>
           <w:rPr>
             <w:rStyle w:val="Hyperlink"/>
@@ -92,8 +538,8 @@
         </w:pict>
       </w:r>
     </w:p>
-    <w:bookmarkEnd w:id="21"/>
-    <w:bookmarkStart w:id="22" w:name="executive-summary"/>
+    <w:bookmarkEnd w:id="23"/>
+    <w:bookmarkStart w:id="24" w:name="executive-summary"/>
     <w:p>
       <w:pPr>
         <w:pStyle w:val="Heading2"/>
@@ -298,8 +744,8 @@
         </w:pict>
       </w:r>
     </w:p>
-    <w:bookmarkEnd w:id="22"/>
-    <w:bookmarkStart w:id="23" w:name="telemetry-data-extract"/>
+    <w:bookmarkEnd w:id="24"/>
+    <w:bookmarkStart w:id="25" w:name="telemetry-data-extract"/>
     <w:p>
       <w:pPr>
         <w:pStyle w:val="Heading2"/>
@@ -3891,8 +4337,8 @@
         </w:pict>
       </w:r>
     </w:p>
-    <w:bookmarkEnd w:id="23"/>
-    <w:bookmarkStart w:id="27" w:name="methodology"/>
+    <w:bookmarkEnd w:id="25"/>
+    <w:bookmarkStart w:id="29" w:name="methodology"/>
     <w:p>
       <w:pPr>
         <w:pStyle w:val="Heading2"/>
@@ -3901,420 +4347,13 @@
         <w:t xml:space="preserve">Methodology</w:t>
       </w:r>
     </w:p>
-    <w:bookmarkStart w:id="24" w:name="data-collection"/>
+    <w:bookmarkStart w:id="26" w:name="data-collection"/>
     <w:p>
       <w:pPr>
         <w:pStyle w:val="Heading3"/>
       </w:pPr>
       <w:r>
         <w:t xml:space="preserve">Data Collection</w:t>
-      </w:r>
-    </w:p>
-    <w:p>
-      <w:pPr>
-        <w:numPr>
-          <w:ilvl w:val="0"/>
-          <w:numId w:val="1001"/>
-        </w:numPr>
-        <w:pStyle w:val="Compact"/>
-      </w:pPr>
-      <w:r>
-        <w:rPr>
-          <w:bCs/>
-          <w:b/>
-        </w:rPr>
-        <w:t xml:space="preserve">Source</w:t>
-      </w:r>
-      <w:r>
-        <w:t xml:space="preserve">: 266 PNG screenshots from Google Drive folder linked to original research</w:t>
-      </w:r>
-    </w:p>
-    <w:p>
-      <w:pPr>
-        <w:numPr>
-          <w:ilvl w:val="0"/>
-          <w:numId w:val="1001"/>
-        </w:numPr>
-        <w:pStyle w:val="Compact"/>
-      </w:pPr>
-      <w:r>
-        <w:rPr>
-          <w:bCs/>
-          <w:b/>
-        </w:rPr>
-        <w:t xml:space="preserve">Frame naming</w:t>
-      </w:r>
-      <w:r>
-        <w:t xml:space="preserve">: scene00001 through scene02927 (not sequential; ~11-scene intervals)</w:t>
-      </w:r>
-    </w:p>
-    <w:p>
-      <w:pPr>
-        <w:numPr>
-          <w:ilvl w:val="0"/>
-          <w:numId w:val="1001"/>
-        </w:numPr>
-        <w:pStyle w:val="Compact"/>
-      </w:pPr>
-      <w:r>
-        <w:rPr>
-          <w:bCs/>
-          <w:b/>
-        </w:rPr>
-        <w:t xml:space="preserve">Download method</w:t>
-      </w:r>
-      <w:r>
-        <w:t xml:space="preserve">: Direct Google Drive API links with retry logic</w:t>
-      </w:r>
-    </w:p>
-    <w:p>
-      <w:pPr>
-        <w:numPr>
-          <w:ilvl w:val="0"/>
-          <w:numId w:val="1001"/>
-        </w:numPr>
-        <w:pStyle w:val="Compact"/>
-      </w:pPr>
-      <w:r>
-        <w:rPr>
-          <w:bCs/>
-          <w:b/>
-        </w:rPr>
-        <w:t xml:space="preserve">Verification</w:t>
-      </w:r>
-      <w:r>
-        <w:t xml:space="preserve">: MD5 hash computed for each frame; duplicates verified via isolated re-download</w:t>
-      </w:r>
-    </w:p>
-    <w:bookmarkEnd w:id="24"/>
-    <w:bookmarkStart w:id="25" w:name="telemetry-extraction"/>
-    <w:p>
-      <w:pPr>
-        <w:pStyle w:val="Heading3"/>
-      </w:pPr>
-      <w:r>
-        <w:t xml:space="preserve">Telemetry Extraction</w:t>
-      </w:r>
-    </w:p>
-    <w:p>
-      <w:pPr>
-        <w:pStyle w:val="FirstParagraph"/>
-      </w:pPr>
-      <w:r>
-        <w:t xml:space="preserve">All telemetry readings were extracted using</w:t>
-      </w:r>
-      <w:r>
-        <w:t xml:space="preserve"> </w:t>
-      </w:r>
-      <w:r>
-        <w:rPr>
-          <w:bCs/>
-          <w:b/>
-        </w:rPr>
-        <w:t xml:space="preserve">Tesseract OCR</w:t>
-      </w:r>
-      <w:r>
-        <w:t xml:space="preserve"> </w:t>
-      </w:r>
-      <w:r>
-        <w:t xml:space="preserve">with fixed pixel coordinates:</w:t>
-      </w:r>
-    </w:p>
-    <w:p>
-      <w:pPr>
-        <w:pStyle w:val="SourceCode"/>
-      </w:pPr>
-      <w:r>
-        <w:rPr>
-          <w:rStyle w:val="CommentTok"/>
-        </w:rPr>
-        <w:t xml:space="preserve"># Crop regions (3632×1712 source images)</w:t>
-      </w:r>
-      <w:r>
-        <w:br/>
-      </w:r>
-      <w:r>
-        <w:rPr>
-          <w:rStyle w:val="NormalTok"/>
-        </w:rPr>
-        <w:t xml:space="preserve">video_time:   (</w:t>
-      </w:r>
-      <w:r>
-        <w:rPr>
-          <w:rStyle w:val="DecValTok"/>
-        </w:rPr>
-        <w:t xml:space="preserve">280</w:t>
-      </w:r>
-      <w:r>
-        <w:rPr>
-          <w:rStyle w:val="NormalTok"/>
-        </w:rPr>
-        <w:t xml:space="preserve">, </w:t>
-      </w:r>
-      <w:r>
-        <w:rPr>
-          <w:rStyle w:val="DecValTok"/>
-        </w:rPr>
-        <w:t xml:space="preserve">1580</w:t>
-      </w:r>
-      <w:r>
-        <w:rPr>
-          <w:rStyle w:val="NormalTok"/>
-        </w:rPr>
-        <w:t xml:space="preserve">, </w:t>
-      </w:r>
-      <w:r>
-        <w:rPr>
-          <w:rStyle w:val="DecValTok"/>
-        </w:rPr>
-        <w:t xml:space="preserve">780</w:t>
-      </w:r>
-      <w:r>
-        <w:rPr>
-          <w:rStyle w:val="NormalTok"/>
-        </w:rPr>
-        <w:t xml:space="preserve">, </w:t>
-      </w:r>
-      <w:r>
-        <w:rPr>
-          <w:rStyle w:val="DecValTok"/>
-        </w:rPr>
-        <w:t xml:space="preserve">1680</w:t>
-      </w:r>
-      <w:r>
-        <w:rPr>
-          <w:rStyle w:val="NormalTok"/>
-        </w:rPr>
-        <w:t xml:space="preserve">)   </w:t>
-      </w:r>
-      <w:r>
-        <w:rPr>
-          <w:rStyle w:val="CommentTok"/>
-        </w:rPr>
-        <w:t xml:space="preserve"># Format: H:MM:SS</w:t>
-      </w:r>
-      <w:r>
-        <w:br/>
-      </w:r>
-      <w:r>
-        <w:rPr>
-          <w:rStyle w:val="NormalTok"/>
-        </w:rPr>
-        <w:t xml:space="preserve">velocity:     (</w:t>
-      </w:r>
-      <w:r>
-        <w:rPr>
-          <w:rStyle w:val="DecValTok"/>
-        </w:rPr>
-        <w:t xml:space="preserve">1890</w:t>
-      </w:r>
-      <w:r>
-        <w:rPr>
-          <w:rStyle w:val="NormalTok"/>
-        </w:rPr>
-        <w:t xml:space="preserve">, </w:t>
-      </w:r>
-      <w:r>
-        <w:rPr>
-          <w:rStyle w:val="DecValTok"/>
-        </w:rPr>
-        <w:t xml:space="preserve">1465</w:t>
-      </w:r>
-      <w:r>
-        <w:rPr>
-          <w:rStyle w:val="NormalTok"/>
-        </w:rPr>
-        <w:t xml:space="preserve">, </w:t>
-      </w:r>
-      <w:r>
-        <w:rPr>
-          <w:rStyle w:val="DecValTok"/>
-        </w:rPr>
-        <w:t xml:space="preserve">2035</w:t>
-      </w:r>
-      <w:r>
-        <w:rPr>
-          <w:rStyle w:val="NormalTok"/>
-        </w:rPr>
-        <w:t xml:space="preserve">, </w:t>
-      </w:r>
-      <w:r>
-        <w:rPr>
-          <w:rStyle w:val="DecValTok"/>
-        </w:rPr>
-        <w:t xml:space="preserve">1535</w:t>
-      </w:r>
-      <w:r>
-        <w:rPr>
-          <w:rStyle w:val="NormalTok"/>
-        </w:rPr>
-        <w:t xml:space="preserve">) </w:t>
-      </w:r>
-      <w:r>
-        <w:rPr>
-          <w:rStyle w:val="CommentTok"/>
-        </w:rPr>
-        <w:t xml:space="preserve"># MPH</w:t>
-      </w:r>
-      <w:r>
-        <w:br/>
-      </w:r>
-      <w:r>
-        <w:rPr>
-          <w:rStyle w:val="NormalTok"/>
-        </w:rPr>
-        <w:t xml:space="preserve">from_earth:   (</w:t>
-      </w:r>
-      <w:r>
-        <w:rPr>
-          <w:rStyle w:val="DecValTok"/>
-        </w:rPr>
-        <w:t xml:space="preserve">2085</w:t>
-      </w:r>
-      <w:r>
-        <w:rPr>
-          <w:rStyle w:val="NormalTok"/>
-        </w:rPr>
-        <w:t xml:space="preserve">, </w:t>
-      </w:r>
-      <w:r>
-        <w:rPr>
-          <w:rStyle w:val="DecValTok"/>
-        </w:rPr>
-        <w:t xml:space="preserve">1470</w:t>
-      </w:r>
-      <w:r>
-        <w:rPr>
-          <w:rStyle w:val="NormalTok"/>
-        </w:rPr>
-        <w:t xml:space="preserve">, </w:t>
-      </w:r>
-      <w:r>
-        <w:rPr>
-          <w:rStyle w:val="DecValTok"/>
-        </w:rPr>
-        <w:t xml:space="preserve">2200</w:t>
-      </w:r>
-      <w:r>
-        <w:rPr>
-          <w:rStyle w:val="NormalTok"/>
-        </w:rPr>
-        <w:t xml:space="preserve">, </w:t>
-      </w:r>
-      <w:r>
-        <w:rPr>
-          <w:rStyle w:val="DecValTok"/>
-        </w:rPr>
-        <w:t xml:space="preserve">1530</w:t>
-      </w:r>
-      <w:r>
-        <w:rPr>
-          <w:rStyle w:val="NormalTok"/>
-        </w:rPr>
-        <w:t xml:space="preserve">) </w:t>
-      </w:r>
-      <w:r>
-        <w:rPr>
-          <w:rStyle w:val="CommentTok"/>
-        </w:rPr>
-        <w:t xml:space="preserve"># Miles  </w:t>
-      </w:r>
-      <w:r>
-        <w:br/>
-      </w:r>
-      <w:r>
-        <w:rPr>
-          <w:rStyle w:val="NormalTok"/>
-        </w:rPr>
-        <w:t xml:space="preserve">to_moon:      (</w:t>
-      </w:r>
-      <w:r>
-        <w:rPr>
-          <w:rStyle w:val="DecValTok"/>
-        </w:rPr>
-        <w:t xml:space="preserve">2260</w:t>
-      </w:r>
-      <w:r>
-        <w:rPr>
-          <w:rStyle w:val="NormalTok"/>
-        </w:rPr>
-        <w:t xml:space="preserve">, </w:t>
-      </w:r>
-      <w:r>
-        <w:rPr>
-          <w:rStyle w:val="DecValTok"/>
-        </w:rPr>
-        <w:t xml:space="preserve">1465</w:t>
-      </w:r>
-      <w:r>
-        <w:rPr>
-          <w:rStyle w:val="NormalTok"/>
-        </w:rPr>
-        <w:t xml:space="preserve">, </w:t>
-      </w:r>
-      <w:r>
-        <w:rPr>
-          <w:rStyle w:val="DecValTok"/>
-        </w:rPr>
-        <w:t xml:space="preserve">2410</w:t>
-      </w:r>
-      <w:r>
-        <w:rPr>
-          <w:rStyle w:val="NormalTok"/>
-        </w:rPr>
-        <w:t xml:space="preserve">, </w:t>
-      </w:r>
-      <w:r>
-        <w:rPr>
-          <w:rStyle w:val="DecValTok"/>
-        </w:rPr>
-        <w:t xml:space="preserve">1535</w:t>
-      </w:r>
-      <w:r>
-        <w:rPr>
-          <w:rStyle w:val="NormalTok"/>
-        </w:rPr>
-        <w:t xml:space="preserve">) </w:t>
-      </w:r>
-      <w:r>
-        <w:rPr>
-          <w:rStyle w:val="CommentTok"/>
-        </w:rPr>
-        <w:t xml:space="preserve"># Miles</w:t>
-      </w:r>
-    </w:p>
-    <w:p>
-      <w:pPr>
-        <w:pStyle w:val="FirstParagraph"/>
-      </w:pPr>
-      <w:r>
-        <w:rPr>
-          <w:bCs/>
-          <w:b/>
-        </w:rPr>
-        <w:t xml:space="preserve">OCR Parameters</w:t>
-      </w:r>
-      <w:r>
-        <w:t xml:space="preserve">:</w:t>
-      </w:r>
-      <w:r>
-        <w:t xml:space="preserve"> </w:t>
-      </w:r>
-      <w:r>
-        <w:rPr>
-          <w:rStyle w:val="VerbatimChar"/>
-        </w:rPr>
-        <w:t xml:space="preserve">--psm 7 -c tessedit_char_whitelist=0123456789:,/</w:t>
-      </w:r>
-    </w:p>
-    <w:bookmarkEnd w:id="25"/>
-    <w:bookmarkStart w:id="26" w:name="reproducibility"/>
-    <w:p>
-      <w:pPr>
-        <w:pStyle w:val="Heading3"/>
-      </w:pPr>
-      <w:r>
-        <w:t xml:space="preserve">Reproducibility</w:t>
       </w:r>
     </w:p>
     <w:p>
@@ -4326,16 +4365,14 @@
         <w:pStyle w:val="Compact"/>
       </w:pPr>
       <w:r>
-        <w:t xml:space="preserve">All 266 frames:</w:t>
-      </w:r>
-      <w:r>
-        <w:t xml:space="preserve"> </w:t>
-      </w:r>
-      <w:r>
-        <w:rPr>
-          <w:rStyle w:val="VerbatimChar"/>
-        </w:rPr>
-        <w:t xml:space="preserve">/home/ubuntu/frames_final/scene*.png</w:t>
+        <w:rPr>
+          <w:bCs/>
+          <w:b/>
+        </w:rPr>
+        <w:t xml:space="preserve">Source</w:t>
+      </w:r>
+      <w:r>
+        <w:t xml:space="preserve">: 266 PNG screenshots from Google Drive folder linked to original research</w:t>
       </w:r>
     </w:p>
     <w:p>
@@ -4347,16 +4384,14 @@
         <w:pStyle w:val="Compact"/>
       </w:pPr>
       <w:r>
-        <w:t xml:space="preserve">Extracted data:</w:t>
-      </w:r>
-      <w:r>
-        <w:t xml:space="preserve"> </w:t>
-      </w:r>
-      <w:r>
-        <w:rPr>
-          <w:rStyle w:val="VerbatimChar"/>
-        </w:rPr>
-        <w:t xml:space="preserve">/home/ubuntu/telemetry_clean.json</w:t>
+        <w:rPr>
+          <w:bCs/>
+          <w:b/>
+        </w:rPr>
+        <w:t xml:space="preserve">Frame naming</w:t>
+      </w:r>
+      <w:r>
+        <w:t xml:space="preserve">: scene00001 through scene02927 (not sequential; ~11-scene intervals)</w:t>
       </w:r>
     </w:p>
     <w:p>
@@ -4368,16 +4403,14 @@
         <w:pStyle w:val="Compact"/>
       </w:pPr>
       <w:r>
-        <w:t xml:space="preserve">Analysis scripts:</w:t>
-      </w:r>
-      <w:r>
-        <w:t xml:space="preserve"> </w:t>
-      </w:r>
-      <w:r>
-        <w:rPr>
-          <w:rStyle w:val="VerbatimChar"/>
-        </w:rPr>
-        <w:t xml:space="preserve">/home/ubuntu/analyze_frames.py</w:t>
+        <w:rPr>
+          <w:bCs/>
+          <w:b/>
+        </w:rPr>
+        <w:t xml:space="preserve">Download method</w:t>
+      </w:r>
+      <w:r>
+        <w:t xml:space="preserve">: Direct Google Drive API links with retry logic</w:t>
       </w:r>
     </w:p>
     <w:p>
@@ -4389,7 +4422,326 @@
         <w:pStyle w:val="Compact"/>
       </w:pPr>
       <w:r>
-        <w:t xml:space="preserve">Full timeline:</w:t>
+        <w:rPr>
+          <w:bCs/>
+          <w:b/>
+        </w:rPr>
+        <w:t xml:space="preserve">Verification</w:t>
+      </w:r>
+      <w:r>
+        <w:t xml:space="preserve">: MD5 hash computed for each frame; duplicates verified via isolated re-download</w:t>
+      </w:r>
+    </w:p>
+    <w:bookmarkEnd w:id="26"/>
+    <w:bookmarkStart w:id="27" w:name="telemetry-extraction"/>
+    <w:p>
+      <w:pPr>
+        <w:pStyle w:val="Heading3"/>
+      </w:pPr>
+      <w:r>
+        <w:t xml:space="preserve">Telemetry Extraction</w:t>
+      </w:r>
+    </w:p>
+    <w:p>
+      <w:pPr>
+        <w:pStyle w:val="FirstParagraph"/>
+      </w:pPr>
+      <w:r>
+        <w:t xml:space="preserve">All telemetry readings were extracted using</w:t>
+      </w:r>
+      <w:r>
+        <w:t xml:space="preserve"> </w:t>
+      </w:r>
+      <w:r>
+        <w:rPr>
+          <w:bCs/>
+          <w:b/>
+        </w:rPr>
+        <w:t xml:space="preserve">Tesseract OCR</w:t>
+      </w:r>
+      <w:r>
+        <w:t xml:space="preserve"> </w:t>
+      </w:r>
+      <w:r>
+        <w:t xml:space="preserve">with fixed pixel coordinates:</w:t>
+      </w:r>
+    </w:p>
+    <w:p>
+      <w:pPr>
+        <w:pStyle w:val="SourceCode"/>
+      </w:pPr>
+      <w:r>
+        <w:rPr>
+          <w:rStyle w:val="CommentTok"/>
+        </w:rPr>
+        <w:t xml:space="preserve"># Crop regions (3632×1712 source images)</w:t>
+      </w:r>
+      <w:r>
+        <w:br/>
+      </w:r>
+      <w:r>
+        <w:rPr>
+          <w:rStyle w:val="NormalTok"/>
+        </w:rPr>
+        <w:t xml:space="preserve">video_time:   (</w:t>
+      </w:r>
+      <w:r>
+        <w:rPr>
+          <w:rStyle w:val="DecValTok"/>
+        </w:rPr>
+        <w:t xml:space="preserve">280</w:t>
+      </w:r>
+      <w:r>
+        <w:rPr>
+          <w:rStyle w:val="NormalTok"/>
+        </w:rPr>
+        <w:t xml:space="preserve">, </w:t>
+      </w:r>
+      <w:r>
+        <w:rPr>
+          <w:rStyle w:val="DecValTok"/>
+        </w:rPr>
+        <w:t xml:space="preserve">1580</w:t>
+      </w:r>
+      <w:r>
+        <w:rPr>
+          <w:rStyle w:val="NormalTok"/>
+        </w:rPr>
+        <w:t xml:space="preserve">, </w:t>
+      </w:r>
+      <w:r>
+        <w:rPr>
+          <w:rStyle w:val="DecValTok"/>
+        </w:rPr>
+        <w:t xml:space="preserve">780</w:t>
+      </w:r>
+      <w:r>
+        <w:rPr>
+          <w:rStyle w:val="NormalTok"/>
+        </w:rPr>
+        <w:t xml:space="preserve">, </w:t>
+      </w:r>
+      <w:r>
+        <w:rPr>
+          <w:rStyle w:val="DecValTok"/>
+        </w:rPr>
+        <w:t xml:space="preserve">1680</w:t>
+      </w:r>
+      <w:r>
+        <w:rPr>
+          <w:rStyle w:val="NormalTok"/>
+        </w:rPr>
+        <w:t xml:space="preserve">)   </w:t>
+      </w:r>
+      <w:r>
+        <w:rPr>
+          <w:rStyle w:val="CommentTok"/>
+        </w:rPr>
+        <w:t xml:space="preserve"># Format: H:MM:SS</w:t>
+      </w:r>
+      <w:r>
+        <w:br/>
+      </w:r>
+      <w:r>
+        <w:rPr>
+          <w:rStyle w:val="NormalTok"/>
+        </w:rPr>
+        <w:t xml:space="preserve">velocity:     (</w:t>
+      </w:r>
+      <w:r>
+        <w:rPr>
+          <w:rStyle w:val="DecValTok"/>
+        </w:rPr>
+        <w:t xml:space="preserve">1890</w:t>
+      </w:r>
+      <w:r>
+        <w:rPr>
+          <w:rStyle w:val="NormalTok"/>
+        </w:rPr>
+        <w:t xml:space="preserve">, </w:t>
+      </w:r>
+      <w:r>
+        <w:rPr>
+          <w:rStyle w:val="DecValTok"/>
+        </w:rPr>
+        <w:t xml:space="preserve">1465</w:t>
+      </w:r>
+      <w:r>
+        <w:rPr>
+          <w:rStyle w:val="NormalTok"/>
+        </w:rPr>
+        <w:t xml:space="preserve">, </w:t>
+      </w:r>
+      <w:r>
+        <w:rPr>
+          <w:rStyle w:val="DecValTok"/>
+        </w:rPr>
+        <w:t xml:space="preserve">2035</w:t>
+      </w:r>
+      <w:r>
+        <w:rPr>
+          <w:rStyle w:val="NormalTok"/>
+        </w:rPr>
+        <w:t xml:space="preserve">, </w:t>
+      </w:r>
+      <w:r>
+        <w:rPr>
+          <w:rStyle w:val="DecValTok"/>
+        </w:rPr>
+        <w:t xml:space="preserve">1535</w:t>
+      </w:r>
+      <w:r>
+        <w:rPr>
+          <w:rStyle w:val="NormalTok"/>
+        </w:rPr>
+        <w:t xml:space="preserve">) </w:t>
+      </w:r>
+      <w:r>
+        <w:rPr>
+          <w:rStyle w:val="CommentTok"/>
+        </w:rPr>
+        <w:t xml:space="preserve"># MPH</w:t>
+      </w:r>
+      <w:r>
+        <w:br/>
+      </w:r>
+      <w:r>
+        <w:rPr>
+          <w:rStyle w:val="NormalTok"/>
+        </w:rPr>
+        <w:t xml:space="preserve">from_earth:   (</w:t>
+      </w:r>
+      <w:r>
+        <w:rPr>
+          <w:rStyle w:val="DecValTok"/>
+        </w:rPr>
+        <w:t xml:space="preserve">2085</w:t>
+      </w:r>
+      <w:r>
+        <w:rPr>
+          <w:rStyle w:val="NormalTok"/>
+        </w:rPr>
+        <w:t xml:space="preserve">, </w:t>
+      </w:r>
+      <w:r>
+        <w:rPr>
+          <w:rStyle w:val="DecValTok"/>
+        </w:rPr>
+        <w:t xml:space="preserve">1470</w:t>
+      </w:r>
+      <w:r>
+        <w:rPr>
+          <w:rStyle w:val="NormalTok"/>
+        </w:rPr>
+        <w:t xml:space="preserve">, </w:t>
+      </w:r>
+      <w:r>
+        <w:rPr>
+          <w:rStyle w:val="DecValTok"/>
+        </w:rPr>
+        <w:t xml:space="preserve">2200</w:t>
+      </w:r>
+      <w:r>
+        <w:rPr>
+          <w:rStyle w:val="NormalTok"/>
+        </w:rPr>
+        <w:t xml:space="preserve">, </w:t>
+      </w:r>
+      <w:r>
+        <w:rPr>
+          <w:rStyle w:val="DecValTok"/>
+        </w:rPr>
+        <w:t xml:space="preserve">1530</w:t>
+      </w:r>
+      <w:r>
+        <w:rPr>
+          <w:rStyle w:val="NormalTok"/>
+        </w:rPr>
+        <w:t xml:space="preserve">) </w:t>
+      </w:r>
+      <w:r>
+        <w:rPr>
+          <w:rStyle w:val="CommentTok"/>
+        </w:rPr>
+        <w:t xml:space="preserve"># Miles  </w:t>
+      </w:r>
+      <w:r>
+        <w:br/>
+      </w:r>
+      <w:r>
+        <w:rPr>
+          <w:rStyle w:val="NormalTok"/>
+        </w:rPr>
+        <w:t xml:space="preserve">to_moon:      (</w:t>
+      </w:r>
+      <w:r>
+        <w:rPr>
+          <w:rStyle w:val="DecValTok"/>
+        </w:rPr>
+        <w:t xml:space="preserve">2260</w:t>
+      </w:r>
+      <w:r>
+        <w:rPr>
+          <w:rStyle w:val="NormalTok"/>
+        </w:rPr>
+        <w:t xml:space="preserve">, </w:t>
+      </w:r>
+      <w:r>
+        <w:rPr>
+          <w:rStyle w:val="DecValTok"/>
+        </w:rPr>
+        <w:t xml:space="preserve">1465</w:t>
+      </w:r>
+      <w:r>
+        <w:rPr>
+          <w:rStyle w:val="NormalTok"/>
+        </w:rPr>
+        <w:t xml:space="preserve">, </w:t>
+      </w:r>
+      <w:r>
+        <w:rPr>
+          <w:rStyle w:val="DecValTok"/>
+        </w:rPr>
+        <w:t xml:space="preserve">2410</w:t>
+      </w:r>
+      <w:r>
+        <w:rPr>
+          <w:rStyle w:val="NormalTok"/>
+        </w:rPr>
+        <w:t xml:space="preserve">, </w:t>
+      </w:r>
+      <w:r>
+        <w:rPr>
+          <w:rStyle w:val="DecValTok"/>
+        </w:rPr>
+        <w:t xml:space="preserve">1535</w:t>
+      </w:r>
+      <w:r>
+        <w:rPr>
+          <w:rStyle w:val="NormalTok"/>
+        </w:rPr>
+        <w:t xml:space="preserve">) </w:t>
+      </w:r>
+      <w:r>
+        <w:rPr>
+          <w:rStyle w:val="CommentTok"/>
+        </w:rPr>
+        <w:t xml:space="preserve"># Miles</w:t>
+      </w:r>
+    </w:p>
+    <w:p>
+      <w:pPr>
+        <w:pStyle w:val="FirstParagraph"/>
+      </w:pPr>
+      <w:r>
+        <w:rPr>
+          <w:bCs/>
+          <w:b/>
+        </w:rPr>
+        <w:t xml:space="preserve">OCR Parameters</w:t>
+      </w:r>
+      <w:r>
+        <w:t xml:space="preserve">:</w:t>
       </w:r>
       <w:r>
         <w:t xml:space="preserve"> </w:t>
@@ -4398,66 +4750,17 @@
         <w:rPr>
           <w:rStyle w:val="VerbatimChar"/>
         </w:rPr>
-        <w:t xml:space="preserve">/home/ubuntu/timeline_full.txt</w:t>
-      </w:r>
-    </w:p>
-    <w:p>
-      <w:pPr>
-        <w:pStyle w:val="FirstParagraph"/>
-      </w:pPr>
-      <w:r>
-        <w:t xml:space="preserve">Anyone with the source frames can reproduce these findings by running the provided scripts.</w:t>
-      </w:r>
-    </w:p>
-    <w:p>
-      <w:r>
-        <w:pict>
-          <v:rect style="width:0;height:1.5pt" o:hralign="center" o:hrstd="t" o:hr="t"/>
-        </w:pict>
-      </w:r>
-    </w:p>
-    <w:bookmarkEnd w:id="26"/>
+        <w:t xml:space="preserve">--psm 7 -c tessedit_char_whitelist=0123456789:,/</w:t>
+      </w:r>
+    </w:p>
     <w:bookmarkEnd w:id="27"/>
-    <w:bookmarkStart w:id="40" w:name="tier-1-findings-internally-verifiable"/>
-    <w:p>
-      <w:pPr>
-        <w:pStyle w:val="Heading2"/>
-      </w:pPr>
-      <w:r>
-        <w:t xml:space="preserve">TIER 1 FINDINGS: Internally Verifiable</w:t>
-      </w:r>
-    </w:p>
-    <w:bookmarkStart w:id="31" w:name="Xa2dc361a98b2573d3f72f80ff0e53a0c2f8ba61"/>
+    <w:bookmarkStart w:id="28" w:name="reproducibility"/>
     <w:p>
       <w:pPr>
         <w:pStyle w:val="Heading3"/>
       </w:pPr>
       <w:r>
-        <w:t xml:space="preserve">ISSUE 1: Byte-Identical Frames Across Time Intervals</w:t>
-      </w:r>
-    </w:p>
-    <w:p>
-      <w:pPr>
-        <w:pStyle w:val="FirstParagraph"/>
-      </w:pPr>
-      <w:r>
-        <w:rPr>
-          <w:bCs/>
-          <w:b/>
-        </w:rPr>
-        <w:t xml:space="preserve">Description</w:t>
-      </w:r>
-      <w:r>
-        <w:t xml:space="preserve">: Screenshots captured at different intervals during the broadcast are pixel-perfect identical (same MD5 hash), including all telemetry overlays.</w:t>
-      </w:r>
-    </w:p>
-    <w:bookmarkStart w:id="28" w:name="block-a-65-identical-frames"/>
-    <w:p>
-      <w:pPr>
-        <w:pStyle w:val="Heading4"/>
-      </w:pPr>
-      <w:r>
-        <w:t xml:space="preserve">Block A: 65 Identical Frames</w:t>
+        <w:t xml:space="preserve">Reproducibility</w:t>
       </w:r>
     </w:p>
     <w:p>
@@ -4469,14 +4772,7 @@
         <w:pStyle w:val="Compact"/>
       </w:pPr>
       <w:r>
-        <w:rPr>
-          <w:bCs/>
-          <w:b/>
-        </w:rPr>
-        <w:t xml:space="preserve">Hash</w:t>
-      </w:r>
-      <w:r>
-        <w:t xml:space="preserve">:</w:t>
+        <w:t xml:space="preserve">All 266 frames:</w:t>
       </w:r>
       <w:r>
         <w:t xml:space="preserve"> </w:t>
@@ -4485,7 +4781,7 @@
         <w:rPr>
           <w:rStyle w:val="VerbatimChar"/>
         </w:rPr>
-        <w:t xml:space="preserve">318cbfe640d49899daa9ab2769cd0a69</w:t>
+        <w:t xml:space="preserve">/home/ubuntu/frames_final/scene*.png</w:t>
       </w:r>
     </w:p>
     <w:p>
@@ -4497,14 +4793,16 @@
         <w:pStyle w:val="Compact"/>
       </w:pPr>
       <w:r>
-        <w:rPr>
-          <w:bCs/>
-          <w:b/>
-        </w:rPr>
-        <w:t xml:space="preserve">Scene range</w:t>
-      </w:r>
-      <w:r>
-        <w:t xml:space="preserve">: scene00430 → scene01134</w:t>
+        <w:t xml:space="preserve">Extracted data:</w:t>
+      </w:r>
+      <w:r>
+        <w:t xml:space="preserve"> </w:t>
+      </w:r>
+      <w:r>
+        <w:rPr>
+          <w:rStyle w:val="VerbatimChar"/>
+        </w:rPr>
+        <w:t xml:space="preserve">/home/ubuntu/telemetry_clean.json</w:t>
       </w:r>
     </w:p>
     <w:p>
@@ -4516,14 +4814,16 @@
         <w:pStyle w:val="Compact"/>
       </w:pPr>
       <w:r>
-        <w:rPr>
-          <w:bCs/>
-          <w:b/>
-        </w:rPr>
-        <w:t xml:space="preserve">Video timestamp shown</w:t>
-      </w:r>
-      <w:r>
-        <w:t xml:space="preserve">: 1:28:20</w:t>
+        <w:t xml:space="preserve">Analysis scripts:</w:t>
+      </w:r>
+      <w:r>
+        <w:t xml:space="preserve"> </w:t>
+      </w:r>
+      <w:r>
+        <w:rPr>
+          <w:rStyle w:val="VerbatimChar"/>
+        </w:rPr>
+        <w:t xml:space="preserve">/home/ubuntu/analyze_frames.py</w:t>
       </w:r>
     </w:p>
     <w:p>
@@ -4535,311 +4835,457 @@
         <w:pStyle w:val="Compact"/>
       </w:pPr>
       <w:r>
-        <w:rPr>
-          <w:bCs/>
-          <w:b/>
-        </w:rPr>
-        <w:t xml:space="preserve">Frozen telemetry</w:t>
-      </w:r>
-      <w:r>
-        <w:t xml:space="preserve">:</w:t>
+        <w:t xml:space="preserve">Full timeline:</w:t>
+      </w:r>
+      <w:r>
+        <w:t xml:space="preserve"> </w:t>
+      </w:r>
+      <w:r>
+        <w:rPr>
+          <w:rStyle w:val="VerbatimChar"/>
+        </w:rPr>
+        <w:t xml:space="preserve">/home/ubuntu/timeline_full.txt</w:t>
+      </w:r>
+    </w:p>
+    <w:p>
+      <w:pPr>
+        <w:pStyle w:val="FirstParagraph"/>
+      </w:pPr>
+      <w:r>
+        <w:t xml:space="preserve">Anyone with the source frames can reproduce these findings by running the provided scripts.</w:t>
+      </w:r>
+    </w:p>
+    <w:p>
+      <w:r>
+        <w:pict>
+          <v:rect style="width:0;height:1.5pt" o:hralign="center" o:hrstd="t" o:hr="t"/>
+        </w:pict>
+      </w:r>
+    </w:p>
+    <w:bookmarkEnd w:id="28"/>
+    <w:bookmarkEnd w:id="29"/>
+    <w:bookmarkStart w:id="42" w:name="tier-1-findings-internally-verifiable"/>
+    <w:p>
+      <w:pPr>
+        <w:pStyle w:val="Heading2"/>
+      </w:pPr>
+      <w:r>
+        <w:t xml:space="preserve">TIER 1 FINDINGS: Internally Verifiable</w:t>
+      </w:r>
+    </w:p>
+    <w:bookmarkStart w:id="33" w:name="Xa2dc361a98b2573d3f72f80ff0e53a0c2f8ba61"/>
+    <w:p>
+      <w:pPr>
+        <w:pStyle w:val="Heading3"/>
+      </w:pPr>
+      <w:r>
+        <w:t xml:space="preserve">ISSUE 1: Byte-Identical Frames Across Time Intervals</w:t>
+      </w:r>
+    </w:p>
+    <w:p>
+      <w:pPr>
+        <w:pStyle w:val="FirstParagraph"/>
+      </w:pPr>
+      <w:r>
+        <w:rPr>
+          <w:bCs/>
+          <w:b/>
+        </w:rPr>
+        <w:t xml:space="preserve">Description</w:t>
+      </w:r>
+      <w:r>
+        <w:t xml:space="preserve">: Screenshots captured at different intervals during the broadcast are pixel-perfect identical (same MD5 hash), including all telemetry overlays.</w:t>
+      </w:r>
+    </w:p>
+    <w:bookmarkStart w:id="30" w:name="block-a-65-identical-frames"/>
+    <w:p>
+      <w:pPr>
+        <w:pStyle w:val="Heading4"/>
+      </w:pPr>
+      <w:r>
+        <w:t xml:space="preserve">Block A: 65 Identical Frames</w:t>
       </w:r>
     </w:p>
     <w:p>
       <w:pPr>
         <w:numPr>
-          <w:ilvl w:val="1"/>
+          <w:ilvl w:val="0"/>
           <w:numId w:val="1004"/>
         </w:numPr>
         <w:pStyle w:val="Compact"/>
       </w:pPr>
       <w:r>
-        <w:t xml:space="preserve">Velocity: 25,067 mph</w:t>
+        <w:rPr>
+          <w:bCs/>
+          <w:b/>
+        </w:rPr>
+        <w:t xml:space="preserve">Hash</w:t>
+      </w:r>
+      <w:r>
+        <w:t xml:space="preserve">:</w:t>
+      </w:r>
+      <w:r>
+        <w:t xml:space="preserve"> </w:t>
+      </w:r>
+      <w:r>
+        <w:rPr>
+          <w:rStyle w:val="VerbatimChar"/>
+        </w:rPr>
+        <w:t xml:space="preserve">318cbfe640d49899daa9ab2769cd0a69</w:t>
       </w:r>
     </w:p>
     <w:p>
       <w:pPr>
         <w:numPr>
-          <w:ilvl w:val="1"/>
+          <w:ilvl w:val="0"/>
           <w:numId w:val="1004"/>
         </w:numPr>
         <w:pStyle w:val="Compact"/>
       </w:pPr>
       <w:r>
-        <w:t xml:space="preserve">From Earth: 28 miles</w:t>
+        <w:rPr>
+          <w:bCs/>
+          <w:b/>
+        </w:rPr>
+        <w:t xml:space="preserve">Scene range</w:t>
+      </w:r>
+      <w:r>
+        <w:t xml:space="preserve">: scene00430 → scene01134</w:t>
       </w:r>
     </w:p>
     <w:p>
       <w:pPr>
         <w:numPr>
-          <w:ilvl w:val="1"/>
+          <w:ilvl w:val="0"/>
           <w:numId w:val="1004"/>
         </w:numPr>
         <w:pStyle w:val="Compact"/>
       </w:pPr>
       <w:r>
-        <w:t xml:space="preserve">To Moon: 248,177 miles</w:t>
-      </w:r>
-    </w:p>
-    <w:bookmarkEnd w:id="28"/>
-    <w:bookmarkStart w:id="29" w:name="block-b-47-identical-frames"/>
-    <w:p>
-      <w:pPr>
-        <w:pStyle w:val="Heading4"/>
-      </w:pPr>
-      <w:r>
-        <w:t xml:space="preserve">Block B: 47 Identical Frames</w:t>
+        <w:rPr>
+          <w:bCs/>
+          <w:b/>
+        </w:rPr>
+        <w:t xml:space="preserve">Video timestamp shown</w:t>
+      </w:r>
+      <w:r>
+        <w:t xml:space="preserve">: 1:28:20</w:t>
       </w:r>
     </w:p>
     <w:p>
       <w:pPr>
         <w:numPr>
           <w:ilvl w:val="0"/>
+          <w:numId w:val="1004"/>
+        </w:numPr>
+        <w:pStyle w:val="Compact"/>
+      </w:pPr>
+      <w:r>
+        <w:rPr>
+          <w:bCs/>
+          <w:b/>
+        </w:rPr>
+        <w:t xml:space="preserve">Frozen telemetry</w:t>
+      </w:r>
+      <w:r>
+        <w:t xml:space="preserve">:</w:t>
+      </w:r>
+    </w:p>
+    <w:p>
+      <w:pPr>
+        <w:numPr>
+          <w:ilvl w:val="1"/>
           <w:numId w:val="1005"/>
         </w:numPr>
         <w:pStyle w:val="Compact"/>
       </w:pPr>
       <w:r>
-        <w:rPr>
-          <w:bCs/>
-          <w:b/>
-        </w:rPr>
-        <w:t xml:space="preserve">Hash</w:t>
-      </w:r>
-      <w:r>
-        <w:t xml:space="preserve">:</w:t>
-      </w:r>
-      <w:r>
-        <w:t xml:space="preserve"> </w:t>
-      </w:r>
-      <w:r>
-        <w:rPr>
-          <w:rStyle w:val="VerbatimChar"/>
-        </w:rPr>
-        <w:t xml:space="preserve">c6ca223093f161faae6bcde4bde136df</w:t>
+        <w:t xml:space="preserve">Velocity: 25,067 mph</w:t>
       </w:r>
     </w:p>
     <w:p>
       <w:pPr>
         <w:numPr>
-          <w:ilvl w:val="0"/>
+          <w:ilvl w:val="1"/>
           <w:numId w:val="1005"/>
         </w:numPr>
         <w:pStyle w:val="Compact"/>
       </w:pPr>
       <w:r>
-        <w:rPr>
-          <w:bCs/>
-          <w:b/>
-        </w:rPr>
-        <w:t xml:space="preserve">Scene range</w:t>
-      </w:r>
-      <w:r>
-        <w:t xml:space="preserve">: scene00001 → scene01673 (scattered)</w:t>
+        <w:t xml:space="preserve">From Earth: 28 miles</w:t>
       </w:r>
     </w:p>
     <w:p>
       <w:pPr>
         <w:numPr>
-          <w:ilvl w:val="0"/>
+          <w:ilvl w:val="1"/>
           <w:numId w:val="1005"/>
         </w:numPr>
         <w:pStyle w:val="Compact"/>
       </w:pPr>
       <w:r>
-        <w:rPr>
-          <w:bCs/>
-          <w:b/>
-        </w:rPr>
-        <w:t xml:space="preserve">Video timestamp shown</w:t>
-      </w:r>
-      <w:r>
-        <w:t xml:space="preserve">: 1:28:19</w:t>
+        <w:t xml:space="preserve">To Moon: 248,177 miles</w:t>
+      </w:r>
+    </w:p>
+    <w:bookmarkEnd w:id="30"/>
+    <w:bookmarkStart w:id="31" w:name="block-b-47-identical-frames"/>
+    <w:p>
+      <w:pPr>
+        <w:pStyle w:val="Heading4"/>
+      </w:pPr>
+      <w:r>
+        <w:t xml:space="preserve">Block B: 47 Identical Frames</w:t>
       </w:r>
     </w:p>
     <w:p>
       <w:pPr>
         <w:numPr>
           <w:ilvl w:val="0"/>
-          <w:numId w:val="1005"/>
-        </w:numPr>
-        <w:pStyle w:val="Compact"/>
-      </w:pPr>
-      <w:r>
-        <w:rPr>
-          <w:bCs/>
-          <w:b/>
-        </w:rPr>
-        <w:t xml:space="preserve">Frozen telemetry</w:t>
-      </w:r>
-      <w:r>
-        <w:t xml:space="preserve">:</w:t>
-      </w:r>
-    </w:p>
-    <w:p>
-      <w:pPr>
-        <w:numPr>
-          <w:ilvl w:val="1"/>
           <w:numId w:val="1006"/>
         </w:numPr>
         <w:pStyle w:val="Compact"/>
       </w:pPr>
       <w:r>
-        <w:t xml:space="preserve">Velocity: 25,064 mph</w:t>
+        <w:rPr>
+          <w:bCs/>
+          <w:b/>
+        </w:rPr>
+        <w:t xml:space="preserve">Hash</w:t>
+      </w:r>
+      <w:r>
+        <w:t xml:space="preserve">:</w:t>
+      </w:r>
+      <w:r>
+        <w:t xml:space="preserve"> </w:t>
+      </w:r>
+      <w:r>
+        <w:rPr>
+          <w:rStyle w:val="VerbatimChar"/>
+        </w:rPr>
+        <w:t xml:space="preserve">c6ca223093f161faae6bcde4bde136df</w:t>
       </w:r>
     </w:p>
     <w:p>
       <w:pPr>
         <w:numPr>
-          <w:ilvl w:val="1"/>
+          <w:ilvl w:val="0"/>
           <w:numId w:val="1006"/>
         </w:numPr>
         <w:pStyle w:val="Compact"/>
       </w:pPr>
       <w:r>
-        <w:t xml:space="preserve">From Earth: 28 miles</w:t>
+        <w:rPr>
+          <w:bCs/>
+          <w:b/>
+        </w:rPr>
+        <w:t xml:space="preserve">Scene range</w:t>
+      </w:r>
+      <w:r>
+        <w:t xml:space="preserve">: scene00001 → scene01673 (scattered)</w:t>
       </w:r>
     </w:p>
     <w:p>
       <w:pPr>
         <w:numPr>
-          <w:ilvl w:val="1"/>
+          <w:ilvl w:val="0"/>
           <w:numId w:val="1006"/>
         </w:numPr>
         <w:pStyle w:val="Compact"/>
       </w:pPr>
       <w:r>
-        <w:t xml:space="preserve">To Moon: 248,174 miles</w:t>
-      </w:r>
-    </w:p>
-    <w:bookmarkEnd w:id="29"/>
-    <w:bookmarkStart w:id="30" w:name="block-c-2-identical-frames"/>
-    <w:p>
-      <w:pPr>
-        <w:pStyle w:val="Heading4"/>
-      </w:pPr>
-      <w:r>
-        <w:t xml:space="preserve">Block C: 2 Identical Frames</w:t>
+        <w:rPr>
+          <w:bCs/>
+          <w:b/>
+        </w:rPr>
+        <w:t xml:space="preserve">Video timestamp shown</w:t>
+      </w:r>
+      <w:r>
+        <w:t xml:space="preserve">: 1:28:19</w:t>
       </w:r>
     </w:p>
     <w:p>
       <w:pPr>
         <w:numPr>
           <w:ilvl w:val="0"/>
+          <w:numId w:val="1006"/>
+        </w:numPr>
+        <w:pStyle w:val="Compact"/>
+      </w:pPr>
+      <w:r>
+        <w:rPr>
+          <w:bCs/>
+          <w:b/>
+        </w:rPr>
+        <w:t xml:space="preserve">Frozen telemetry</w:t>
+      </w:r>
+      <w:r>
+        <w:t xml:space="preserve">:</w:t>
+      </w:r>
+    </w:p>
+    <w:p>
+      <w:pPr>
+        <w:numPr>
+          <w:ilvl w:val="1"/>
           <w:numId w:val="1007"/>
         </w:numPr>
         <w:pStyle w:val="Compact"/>
       </w:pPr>
       <w:r>
-        <w:rPr>
-          <w:bCs/>
-          <w:b/>
-        </w:rPr>
-        <w:t xml:space="preserve">Hash</w:t>
-      </w:r>
-      <w:r>
-        <w:t xml:space="preserve">:</w:t>
-      </w:r>
-      <w:r>
-        <w:t xml:space="preserve"> </w:t>
-      </w:r>
-      <w:r>
-        <w:rPr>
-          <w:rStyle w:val="VerbatimChar"/>
-        </w:rPr>
-        <w:t xml:space="preserve">f5accc2c143fba69f2375dd7a32fb983</w:t>
+        <w:t xml:space="preserve">Velocity: 25,064 mph</w:t>
       </w:r>
     </w:p>
     <w:p>
       <w:pPr>
         <w:numPr>
-          <w:ilvl w:val="0"/>
+          <w:ilvl w:val="1"/>
           <w:numId w:val="1007"/>
         </w:numPr>
         <w:pStyle w:val="Compact"/>
       </w:pPr>
       <w:r>
-        <w:rPr>
-          <w:bCs/>
-          <w:b/>
-        </w:rPr>
-        <w:t xml:space="preserve">Scene range</w:t>
-      </w:r>
-      <w:r>
-        <w:t xml:space="preserve">: scene00419, scene01167</w:t>
+        <w:t xml:space="preserve">From Earth: 28 miles</w:t>
       </w:r>
     </w:p>
     <w:p>
       <w:pPr>
         <w:numPr>
-          <w:ilvl w:val="0"/>
+          <w:ilvl w:val="1"/>
           <w:numId w:val="1007"/>
         </w:numPr>
         <w:pStyle w:val="Compact"/>
       </w:pPr>
       <w:r>
-        <w:rPr>
-          <w:bCs/>
-          <w:b/>
-        </w:rPr>
-        <w:t xml:space="preserve">Video timestamp shown</w:t>
-      </w:r>
-      <w:r>
-        <w:t xml:space="preserve">: 1:28:19</w:t>
+        <w:t xml:space="preserve">To Moon: 248,174 miles</w:t>
+      </w:r>
+    </w:p>
+    <w:bookmarkEnd w:id="31"/>
+    <w:bookmarkStart w:id="32" w:name="block-c-2-identical-frames"/>
+    <w:p>
+      <w:pPr>
+        <w:pStyle w:val="Heading4"/>
+      </w:pPr>
+      <w:r>
+        <w:t xml:space="preserve">Block C: 2 Identical Frames</w:t>
       </w:r>
     </w:p>
     <w:p>
       <w:pPr>
         <w:numPr>
           <w:ilvl w:val="0"/>
-          <w:numId w:val="1007"/>
-        </w:numPr>
-        <w:pStyle w:val="Compact"/>
-      </w:pPr>
-      <w:r>
-        <w:rPr>
-          <w:bCs/>
-          <w:b/>
-        </w:rPr>
-        <w:t xml:space="preserve">Frozen telemetry</w:t>
-      </w:r>
-      <w:r>
-        <w:t xml:space="preserve">:</w:t>
-      </w:r>
-    </w:p>
-    <w:p>
-      <w:pPr>
-        <w:numPr>
-          <w:ilvl w:val="1"/>
           <w:numId w:val="1008"/>
         </w:numPr>
         <w:pStyle w:val="Compact"/>
       </w:pPr>
       <w:r>
-        <w:t xml:space="preserve">Velocity: 25,064 mph</w:t>
+        <w:rPr>
+          <w:bCs/>
+          <w:b/>
+        </w:rPr>
+        <w:t xml:space="preserve">Hash</w:t>
+      </w:r>
+      <w:r>
+        <w:t xml:space="preserve">:</w:t>
+      </w:r>
+      <w:r>
+        <w:t xml:space="preserve"> </w:t>
+      </w:r>
+      <w:r>
+        <w:rPr>
+          <w:rStyle w:val="VerbatimChar"/>
+        </w:rPr>
+        <w:t xml:space="preserve">f5accc2c143fba69f2375dd7a32fb983</w:t>
       </w:r>
     </w:p>
     <w:p>
       <w:pPr>
         <w:numPr>
-          <w:ilvl w:val="1"/>
+          <w:ilvl w:val="0"/>
           <w:numId w:val="1008"/>
         </w:numPr>
         <w:pStyle w:val="Compact"/>
       </w:pPr>
       <w:r>
-        <w:t xml:space="preserve">From Earth: 28 miles</w:t>
+        <w:rPr>
+          <w:bCs/>
+          <w:b/>
+        </w:rPr>
+        <w:t xml:space="preserve">Scene range</w:t>
+      </w:r>
+      <w:r>
+        <w:t xml:space="preserve">: scene00419, scene01167</w:t>
       </w:r>
     </w:p>
     <w:p>
       <w:pPr>
         <w:numPr>
-          <w:ilvl w:val="1"/>
+          <w:ilvl w:val="0"/>
           <w:numId w:val="1008"/>
         </w:numPr>
         <w:pStyle w:val="Compact"/>
       </w:pPr>
       <w:r>
+        <w:rPr>
+          <w:bCs/>
+          <w:b/>
+        </w:rPr>
+        <w:t xml:space="preserve">Video timestamp shown</w:t>
+      </w:r>
+      <w:r>
+        <w:t xml:space="preserve">: 1:28:19</w:t>
+      </w:r>
+    </w:p>
+    <w:p>
+      <w:pPr>
+        <w:numPr>
+          <w:ilvl w:val="0"/>
+          <w:numId w:val="1008"/>
+        </w:numPr>
+        <w:pStyle w:val="Compact"/>
+      </w:pPr>
+      <w:r>
+        <w:rPr>
+          <w:bCs/>
+          <w:b/>
+        </w:rPr>
+        <w:t xml:space="preserve">Frozen telemetry</w:t>
+      </w:r>
+      <w:r>
+        <w:t xml:space="preserve">:</w:t>
+      </w:r>
+    </w:p>
+    <w:p>
+      <w:pPr>
+        <w:numPr>
+          <w:ilvl w:val="1"/>
+          <w:numId w:val="1009"/>
+        </w:numPr>
+        <w:pStyle w:val="Compact"/>
+      </w:pPr>
+      <w:r>
+        <w:t xml:space="preserve">Velocity: 25,064 mph</w:t>
+      </w:r>
+    </w:p>
+    <w:p>
+      <w:pPr>
+        <w:numPr>
+          <w:ilvl w:val="1"/>
+          <w:numId w:val="1009"/>
+        </w:numPr>
+        <w:pStyle w:val="Compact"/>
+      </w:pPr>
+      <w:r>
+        <w:t xml:space="preserve">From Earth: 28 miles</w:t>
+      </w:r>
+    </w:p>
+    <w:p>
+      <w:pPr>
+        <w:numPr>
+          <w:ilvl w:val="1"/>
+          <w:numId w:val="1009"/>
+        </w:numPr>
+        <w:pStyle w:val="Compact"/>
+      </w:pPr>
+      <w:r>
         <w:t xml:space="preserve">To Moon: 248,175 miles</w:t>
       </w:r>
     </w:p>
@@ -4892,9 +5338,9 @@
         </w:pict>
       </w:r>
     </w:p>
-    <w:bookmarkEnd w:id="30"/>
-    <w:bookmarkEnd w:id="31"/>
-    <w:bookmarkStart w:id="32" w:name="X3ae486de80810bd6e55f870df269ff3dfd3edbb"/>
+    <w:bookmarkEnd w:id="32"/>
+    <w:bookmarkEnd w:id="33"/>
+    <w:bookmarkStart w:id="34" w:name="X3ae486de80810bd6e55f870df269ff3dfd3edbb"/>
     <w:p>
       <w:pPr>
         <w:pStyle w:val="Heading3"/>
@@ -5264,8 +5710,8 @@
         </w:pict>
       </w:r>
     </w:p>
-    <w:bookmarkEnd w:id="32"/>
-    <w:bookmarkStart w:id="33" w:name="X387f800d93c4d7918188af610d5da9b3453e8fd"/>
+    <w:bookmarkEnd w:id="34"/>
+    <w:bookmarkStart w:id="35" w:name="X387f800d93c4d7918188af610d5da9b3453e8fd"/>
     <w:p>
       <w:pPr>
         <w:pStyle w:val="Heading3"/>
@@ -5599,8 +6045,8 @@
         </w:pict>
       </w:r>
     </w:p>
-    <w:bookmarkEnd w:id="33"/>
-    <w:bookmarkStart w:id="36" w:name="Xa05841cb340e2df35223c0e76d74719b1798332"/>
+    <w:bookmarkEnd w:id="35"/>
+    <w:bookmarkStart w:id="38" w:name="Xa05841cb340e2df35223c0e76d74719b1798332"/>
     <w:p>
       <w:pPr>
         <w:pStyle w:val="Heading3"/>
@@ -5640,99 +6086,13 @@
         <w:t xml:space="preserve">despite being visually distinct images (different MD5 hashes) and progressing video timestamps.</w:t>
       </w:r>
     </w:p>
-    <w:bookmarkStart w:id="34" w:name="plateau-1-13658-mph"/>
+    <w:bookmarkStart w:id="36" w:name="plateau-1-13658-mph"/>
     <w:p>
       <w:pPr>
         <w:pStyle w:val="Heading4"/>
       </w:pPr>
       <w:r>
         <w:t xml:space="preserve">Plateau 1: 13,658 mph</w:t>
-      </w:r>
-    </w:p>
-    <w:p>
-      <w:pPr>
-        <w:numPr>
-          <w:ilvl w:val="0"/>
-          <w:numId w:val="1009"/>
-        </w:numPr>
-        <w:pStyle w:val="Compact"/>
-      </w:pPr>
-      <w:r>
-        <w:rPr>
-          <w:bCs/>
-          <w:b/>
-        </w:rPr>
-        <w:t xml:space="preserve">Duration</w:t>
-      </w:r>
-      <w:r>
-        <w:t xml:space="preserve">: scene2157 → scene2223 (7 frames)</w:t>
-      </w:r>
-    </w:p>
-    <w:p>
-      <w:pPr>
-        <w:numPr>
-          <w:ilvl w:val="0"/>
-          <w:numId w:val="1009"/>
-        </w:numPr>
-        <w:pStyle w:val="Compact"/>
-      </w:pPr>
-      <w:r>
-        <w:rPr>
-          <w:bCs/>
-          <w:b/>
-        </w:rPr>
-        <w:t xml:space="preserve">Video time</w:t>
-      </w:r>
-      <w:r>
-        <w:t xml:space="preserve">: 1:30:40 → 1:30:44 (4 seconds elapsed)</w:t>
-      </w:r>
-    </w:p>
-    <w:p>
-      <w:pPr>
-        <w:numPr>
-          <w:ilvl w:val="0"/>
-          <w:numId w:val="1009"/>
-        </w:numPr>
-        <w:pStyle w:val="Compact"/>
-      </w:pPr>
-      <w:r>
-        <w:rPr>
-          <w:bCs/>
-          <w:b/>
-        </w:rPr>
-        <w:t xml:space="preserve">Unique images</w:t>
-      </w:r>
-      <w:r>
-        <w:t xml:space="preserve">: 7 (all different MD5 hashes)</w:t>
-      </w:r>
-    </w:p>
-    <w:p>
-      <w:pPr>
-        <w:numPr>
-          <w:ilvl w:val="0"/>
-          <w:numId w:val="1009"/>
-        </w:numPr>
-        <w:pStyle w:val="Compact"/>
-      </w:pPr>
-      <w:r>
-        <w:rPr>
-          <w:bCs/>
-          <w:b/>
-        </w:rPr>
-        <w:t xml:space="preserve">Velocity variation</w:t>
-      </w:r>
-      <w:r>
-        <w:t xml:space="preserve">: 0 mph across 4 seconds</w:t>
-      </w:r>
-    </w:p>
-    <w:bookmarkEnd w:id="34"/>
-    <w:bookmarkStart w:id="35" w:name="plateau-2-13498-mph"/>
-    <w:p>
-      <w:pPr>
-        <w:pStyle w:val="Heading4"/>
-      </w:pPr>
-      <w:r>
-        <w:t xml:space="preserve">Plateau 2: 13,498 mph</w:t>
       </w:r>
     </w:p>
     <w:p>
@@ -5751,7 +6111,7 @@
         <w:t xml:space="preserve">Duration</w:t>
       </w:r>
       <w:r>
-        <w:t xml:space="preserve">: scene2256 → scene2278 (3 frames)</w:t>
+        <w:t xml:space="preserve">: scene2157 → scene2223 (7 frames)</w:t>
       </w:r>
     </w:p>
     <w:p>
@@ -5770,7 +6130,7 @@
         <w:t xml:space="preserve">Video time</w:t>
       </w:r>
       <w:r>
-        <w:t xml:space="preserve">: 1:30:47 → 1:30:48 (1 second elapsed)</w:t>
+        <w:t xml:space="preserve">: 1:30:40 → 1:30:44 (4 seconds elapsed)</w:t>
       </w:r>
     </w:p>
     <w:p>
@@ -5789,7 +6149,7 @@
         <w:t xml:space="preserve">Unique images</w:t>
       </w:r>
       <w:r>
-        <w:t xml:space="preserve">: 3 (all different MD5 hashes)</w:t>
+        <w:t xml:space="preserve">: 7 (all different MD5 hashes)</w:t>
       </w:r>
     </w:p>
     <w:p>
@@ -5808,6 +6168,92 @@
         <w:t xml:space="preserve">Velocity variation</w:t>
       </w:r>
       <w:r>
+        <w:t xml:space="preserve">: 0 mph across 4 seconds</w:t>
+      </w:r>
+    </w:p>
+    <w:bookmarkEnd w:id="36"/>
+    <w:bookmarkStart w:id="37" w:name="plateau-2-13498-mph"/>
+    <w:p>
+      <w:pPr>
+        <w:pStyle w:val="Heading4"/>
+      </w:pPr>
+      <w:r>
+        <w:t xml:space="preserve">Plateau 2: 13,498 mph</w:t>
+      </w:r>
+    </w:p>
+    <w:p>
+      <w:pPr>
+        <w:numPr>
+          <w:ilvl w:val="0"/>
+          <w:numId w:val="1011"/>
+        </w:numPr>
+        <w:pStyle w:val="Compact"/>
+      </w:pPr>
+      <w:r>
+        <w:rPr>
+          <w:bCs/>
+          <w:b/>
+        </w:rPr>
+        <w:t xml:space="preserve">Duration</w:t>
+      </w:r>
+      <w:r>
+        <w:t xml:space="preserve">: scene2256 → scene2278 (3 frames)</w:t>
+      </w:r>
+    </w:p>
+    <w:p>
+      <w:pPr>
+        <w:numPr>
+          <w:ilvl w:val="0"/>
+          <w:numId w:val="1011"/>
+        </w:numPr>
+        <w:pStyle w:val="Compact"/>
+      </w:pPr>
+      <w:r>
+        <w:rPr>
+          <w:bCs/>
+          <w:b/>
+        </w:rPr>
+        <w:t xml:space="preserve">Video time</w:t>
+      </w:r>
+      <w:r>
+        <w:t xml:space="preserve">: 1:30:47 → 1:30:48 (1 second elapsed)</w:t>
+      </w:r>
+    </w:p>
+    <w:p>
+      <w:pPr>
+        <w:numPr>
+          <w:ilvl w:val="0"/>
+          <w:numId w:val="1011"/>
+        </w:numPr>
+        <w:pStyle w:val="Compact"/>
+      </w:pPr>
+      <w:r>
+        <w:rPr>
+          <w:bCs/>
+          <w:b/>
+        </w:rPr>
+        <w:t xml:space="preserve">Unique images</w:t>
+      </w:r>
+      <w:r>
+        <w:t xml:space="preserve">: 3 (all different MD5 hashes)</w:t>
+      </w:r>
+    </w:p>
+    <w:p>
+      <w:pPr>
+        <w:numPr>
+          <w:ilvl w:val="0"/>
+          <w:numId w:val="1011"/>
+        </w:numPr>
+        <w:pStyle w:val="Compact"/>
+      </w:pPr>
+      <w:r>
+        <w:rPr>
+          <w:bCs/>
+          <w:b/>
+        </w:rPr>
+        <w:t xml:space="preserve">Velocity variation</w:t>
+      </w:r>
+      <w:r>
         <w:t xml:space="preserve">: 0 mph across 1 second</w:t>
       </w:r>
     </w:p>
@@ -5880,9 +6326,9 @@
         </w:pict>
       </w:r>
     </w:p>
-    <w:bookmarkEnd w:id="35"/>
-    <w:bookmarkEnd w:id="36"/>
-    <w:bookmarkStart w:id="37" w:name="X940ca159eae561130a80ca9fb166321d1a36edf"/>
+    <w:bookmarkEnd w:id="37"/>
+    <w:bookmarkEnd w:id="38"/>
+    <w:bookmarkStart w:id="39" w:name="X940ca159eae561130a80ca9fb166321d1a36edf"/>
     <w:p>
       <w:pPr>
         <w:pStyle w:val="Heading3"/>
@@ -6205,8 +6651,8 @@
         </w:pict>
       </w:r>
     </w:p>
-    <w:bookmarkEnd w:id="37"/>
-    <w:bookmarkStart w:id="38" w:name="X26c3a4fd5e3337146e024098b36039df9900f1d"/>
+    <w:bookmarkEnd w:id="39"/>
+    <w:bookmarkStart w:id="40" w:name="X26c3a4fd5e3337146e024098b36039df9900f1d"/>
     <w:p>
       <w:pPr>
         <w:pStyle w:val="Heading3"/>
@@ -6447,8 +6893,8 @@
         </w:pict>
       </w:r>
     </w:p>
-    <w:bookmarkEnd w:id="38"/>
-    <w:bookmarkStart w:id="39" w:name="issue-7-post-blackout-velocity-reversals"/>
+    <w:bookmarkEnd w:id="40"/>
+    <w:bookmarkStart w:id="41" w:name="issue-7-post-blackout-velocity-reversals"/>
     <w:p>
       <w:pPr>
         <w:pStyle w:val="Heading3"/>
@@ -7097,9 +7543,9 @@
         </w:pict>
       </w:r>
     </w:p>
-    <w:bookmarkEnd w:id="39"/>
-    <w:bookmarkEnd w:id="40"/>
-    <w:bookmarkStart w:id="41" w:name="summary-statistics"/>
+    <w:bookmarkEnd w:id="41"/>
+    <w:bookmarkEnd w:id="42"/>
+    <w:bookmarkStart w:id="43" w:name="summary-statistics"/>
     <w:p>
       <w:pPr>
         <w:pStyle w:val="Heading2"/>
@@ -7425,8 +7871,8 @@
         </w:pict>
       </w:r>
     </w:p>
-    <w:bookmarkEnd w:id="41"/>
-    <w:bookmarkStart w:id="43" w:name="data-availability"/>
+    <w:bookmarkEnd w:id="43"/>
+    <w:bookmarkStart w:id="45" w:name="data-availability"/>
     <w:p>
       <w:pPr>
         <w:pStyle w:val="Heading2"/>
@@ -7453,216 +7899,13 @@
         <w:t xml:space="preserve">https://github.com/TrueSiddiqui/NASA-Caught</w:t>
       </w:r>
     </w:p>
-    <w:bookmarkStart w:id="42" w:name="files"/>
+    <w:bookmarkStart w:id="44" w:name="files"/>
     <w:p>
       <w:pPr>
         <w:pStyle w:val="Heading3"/>
       </w:pPr>
       <w:r>
         <w:t xml:space="preserve">Files</w:t>
-      </w:r>
-    </w:p>
-    <w:p>
-      <w:pPr>
-        <w:numPr>
-          <w:ilvl w:val="0"/>
-          <w:numId w:val="1011"/>
-        </w:numPr>
-        <w:pStyle w:val="Compact"/>
-      </w:pPr>
-      <w:r>
-        <w:rPr>
-          <w:rStyle w:val="VerbatimChar"/>
-        </w:rPr>
-        <w:t xml:space="preserve">frames_final/</w:t>
-      </w:r>
-      <w:r>
-        <w:t xml:space="preserve"> </w:t>
-      </w:r>
-      <w:r>
-        <w:t xml:space="preserve">— All 266 PNG screenshot frames</w:t>
-      </w:r>
-    </w:p>
-    <w:p>
-      <w:pPr>
-        <w:numPr>
-          <w:ilvl w:val="0"/>
-          <w:numId w:val="1011"/>
-        </w:numPr>
-        <w:pStyle w:val="Compact"/>
-      </w:pPr>
-      <w:r>
-        <w:rPr>
-          <w:rStyle w:val="VerbatimChar"/>
-        </w:rPr>
-        <w:t xml:space="preserve">telemetry_clean.json</w:t>
-      </w:r>
-      <w:r>
-        <w:t xml:space="preserve"> </w:t>
-      </w:r>
-      <w:r>
-        <w:t xml:space="preserve">— OCR-extracted telemetry data</w:t>
-      </w:r>
-    </w:p>
-    <w:p>
-      <w:pPr>
-        <w:numPr>
-          <w:ilvl w:val="0"/>
-          <w:numId w:val="1011"/>
-        </w:numPr>
-        <w:pStyle w:val="Compact"/>
-      </w:pPr>
-      <w:r>
-        <w:rPr>
-          <w:rStyle w:val="VerbatimChar"/>
-        </w:rPr>
-        <w:t xml:space="preserve">timeline_full.txt</w:t>
-      </w:r>
-      <w:r>
-        <w:t xml:space="preserve"> </w:t>
-      </w:r>
-      <w:r>
-        <w:t xml:space="preserve">— Chronological sequence with flags</w:t>
-      </w:r>
-    </w:p>
-    <w:p>
-      <w:pPr>
-        <w:numPr>
-          <w:ilvl w:val="0"/>
-          <w:numId w:val="1011"/>
-        </w:numPr>
-        <w:pStyle w:val="Compact"/>
-      </w:pPr>
-      <w:r>
-        <w:rPr>
-          <w:rStyle w:val="VerbatimChar"/>
-        </w:rPr>
-        <w:t xml:space="preserve">analyze_frames.py</w:t>
-      </w:r>
-      <w:r>
-        <w:t xml:space="preserve"> </w:t>
-      </w:r>
-      <w:r>
-        <w:t xml:space="preserve">— Analysis script (reproducible)</w:t>
-      </w:r>
-    </w:p>
-    <w:p>
-      <w:pPr>
-        <w:numPr>
-          <w:ilvl w:val="0"/>
-          <w:numId w:val="1011"/>
-        </w:numPr>
-        <w:pStyle w:val="Compact"/>
-      </w:pPr>
-      <w:r>
-        <w:rPr>
-          <w:rStyle w:val="VerbatimChar"/>
-        </w:rPr>
-        <w:t xml:space="preserve">file_manifest.txt</w:t>
-      </w:r>
-      <w:r>
-        <w:t xml:space="preserve"> </w:t>
-      </w:r>
-      <w:r>
-        <w:t xml:space="preserve">— Google Drive file IDs for all frames</w:t>
-      </w:r>
-    </w:p>
-    <w:p>
-      <w:r>
-        <w:pict>
-          <v:rect style="width:0;height:1.5pt" o:hralign="center" o:hrstd="t" o:hr="t"/>
-        </w:pict>
-      </w:r>
-    </w:p>
-    <w:bookmarkEnd w:id="42"/>
-    <w:bookmarkEnd w:id="43"/>
-    <w:bookmarkStart w:id="44" w:name="tier-classification"/>
-    <w:p>
-      <w:pPr>
-        <w:pStyle w:val="Heading2"/>
-      </w:pPr>
-      <w:r>
-        <w:t xml:space="preserve">Tier Classification</w:t>
-      </w:r>
-    </w:p>
-    <w:p>
-      <w:pPr>
-        <w:pStyle w:val="FirstParagraph"/>
-      </w:pPr>
-      <w:r>
-        <w:t xml:space="preserve">All findings in this report are</w:t>
-      </w:r>
-      <w:r>
-        <w:t xml:space="preserve"> </w:t>
-      </w:r>
-      <w:r>
-        <w:rPr>
-          <w:bCs/>
-          <w:b/>
-        </w:rPr>
-        <w:t xml:space="preserve">Tier 1</w:t>
-      </w:r>
-      <w:r>
-        <w:t xml:space="preserve">: Internally verifiable from the broadcast frames alone, requiring no external data sources or assumptions about mission parameters.</w:t>
-      </w:r>
-    </w:p>
-    <w:p>
-      <w:pPr>
-        <w:pStyle w:val="BodyText"/>
-      </w:pPr>
-      <w:r>
-        <w:rPr>
-          <w:bCs/>
-          <w:b/>
-        </w:rPr>
-        <w:t xml:space="preserve">No Tier 2 or Tier 3 claims</w:t>
-      </w:r>
-      <w:r>
-        <w:t xml:space="preserve"> </w:t>
-      </w:r>
-      <w:r>
-        <w:t xml:space="preserve">are included in the core findings. Physics-based expectations (e.g.,</w:t>
-      </w:r>
-      <w:r>
-        <w:t xml:space="preserve"> </w:t>
-      </w:r>
-      <w:r>
-        <w:t xml:space="preserve">“</w:t>
-      </w:r>
-      <w:r>
-        <w:t xml:space="preserve">re-entry should cause deceleration</w:t>
-      </w:r>
-      <w:r>
-        <w:t xml:space="preserve">”</w:t>
-      </w:r>
-      <w:r>
-        <w:t xml:space="preserve">) are noted as context but not asserted as proof of error without measurable evidence.</w:t>
-      </w:r>
-    </w:p>
-    <w:p>
-      <w:r>
-        <w:pict>
-          <v:rect style="width:0;height:1.5pt" o:hralign="center" o:hrstd="t" o:hr="t"/>
-        </w:pict>
-      </w:r>
-    </w:p>
-    <w:bookmarkEnd w:id="44"/>
-    <w:bookmarkStart w:id="49" w:name="limitations-transparency"/>
-    <w:p>
-      <w:pPr>
-        <w:pStyle w:val="Heading2"/>
-      </w:pPr>
-      <w:r>
-        <w:t xml:space="preserve">Limitations &amp; Transparency</w:t>
-      </w:r>
-    </w:p>
-    <w:bookmarkStart w:id="45" w:name="ocr-accuracy"/>
-    <w:p>
-      <w:pPr>
-        <w:pStyle w:val="Heading3"/>
-      </w:pPr>
-      <w:r>
-        <w:t xml:space="preserve">OCR Accuracy</w:t>
       </w:r>
     </w:p>
     <w:p>
@@ -7674,7 +7917,16 @@
         <w:pStyle w:val="Compact"/>
       </w:pPr>
       <w:r>
-        <w:t xml:space="preserve">Tesseract OCR used for telemetry extraction</w:t>
+        <w:rPr>
+          <w:rStyle w:val="VerbatimChar"/>
+        </w:rPr>
+        <w:t xml:space="preserve">frames_final/</w:t>
+      </w:r>
+      <w:r>
+        <w:t xml:space="preserve"> </w:t>
+      </w:r>
+      <w:r>
+        <w:t xml:space="preserve">— All 266 PNG screenshot frames</w:t>
       </w:r>
     </w:p>
     <w:p>
@@ -7686,7 +7938,16 @@
         <w:pStyle w:val="Compact"/>
       </w:pPr>
       <w:r>
-        <w:t xml:space="preserve">Velocity and distance fields manually spot-checked on sample frames</w:t>
+        <w:rPr>
+          <w:rStyle w:val="VerbatimChar"/>
+        </w:rPr>
+        <w:t xml:space="preserve">telemetry_clean.json</w:t>
+      </w:r>
+      <w:r>
+        <w:t xml:space="preserve"> </w:t>
+      </w:r>
+      <w:r>
+        <w:t xml:space="preserve">— OCR-extracted telemetry data</w:t>
       </w:r>
     </w:p>
     <w:p>
@@ -7698,7 +7959,16 @@
         <w:pStyle w:val="Compact"/>
       </w:pPr>
       <w:r>
-        <w:t xml:space="preserve">Potential for misreads on visually ambiguous digits</w:t>
+        <w:rPr>
+          <w:rStyle w:val="VerbatimChar"/>
+        </w:rPr>
+        <w:t xml:space="preserve">timeline_full.txt</w:t>
+      </w:r>
+      <w:r>
+        <w:t xml:space="preserve"> </w:t>
+      </w:r>
+      <w:r>
+        <w:t xml:space="preserve">— Chronological sequence with flags</w:t>
       </w:r>
     </w:p>
     <w:p>
@@ -7710,32 +7980,135 @@
         <w:pStyle w:val="Compact"/>
       </w:pPr>
       <w:r>
-        <w:t xml:space="preserve">All raw OCR output preserved in</w:t>
-      </w:r>
-      <w:r>
-        <w:t xml:space="preserve"> </w:t>
-      </w:r>
-      <w:r>
         <w:rPr>
           <w:rStyle w:val="VerbatimChar"/>
         </w:rPr>
-        <w:t xml:space="preserve">telemetry_clean.json</w:t>
-      </w:r>
-      <w:r>
-        <w:t xml:space="preserve"> </w:t>
-      </w:r>
-      <w:r>
-        <w:t xml:space="preserve">for verification</w:t>
-      </w:r>
-    </w:p>
+        <w:t xml:space="preserve">analyze_frames.py</w:t>
+      </w:r>
+      <w:r>
+        <w:t xml:space="preserve"> </w:t>
+      </w:r>
+      <w:r>
+        <w:t xml:space="preserve">— Analysis script (reproducible)</w:t>
+      </w:r>
+    </w:p>
+    <w:p>
+      <w:pPr>
+        <w:numPr>
+          <w:ilvl w:val="0"/>
+          <w:numId w:val="1012"/>
+        </w:numPr>
+        <w:pStyle w:val="Compact"/>
+      </w:pPr>
+      <w:r>
+        <w:rPr>
+          <w:rStyle w:val="VerbatimChar"/>
+        </w:rPr>
+        <w:t xml:space="preserve">file_manifest.txt</w:t>
+      </w:r>
+      <w:r>
+        <w:t xml:space="preserve"> </w:t>
+      </w:r>
+      <w:r>
+        <w:t xml:space="preserve">— Google Drive file IDs for all frames</w:t>
+      </w:r>
+    </w:p>
+    <w:p>
+      <w:r>
+        <w:pict>
+          <v:rect style="width:0;height:1.5pt" o:hralign="center" o:hrstd="t" o:hr="t"/>
+        </w:pict>
+      </w:r>
+    </w:p>
+    <w:bookmarkEnd w:id="44"/>
     <w:bookmarkEnd w:id="45"/>
-    <w:bookmarkStart w:id="46" w:name="frame-sequence-uncertainty"/>
+    <w:bookmarkStart w:id="46" w:name="tier-classification"/>
+    <w:p>
+      <w:pPr>
+        <w:pStyle w:val="Heading2"/>
+      </w:pPr>
+      <w:r>
+        <w:t xml:space="preserve">Tier Classification</w:t>
+      </w:r>
+    </w:p>
+    <w:p>
+      <w:pPr>
+        <w:pStyle w:val="FirstParagraph"/>
+      </w:pPr>
+      <w:r>
+        <w:t xml:space="preserve">All findings in this report are</w:t>
+      </w:r>
+      <w:r>
+        <w:t xml:space="preserve"> </w:t>
+      </w:r>
+      <w:r>
+        <w:rPr>
+          <w:bCs/>
+          <w:b/>
+        </w:rPr>
+        <w:t xml:space="preserve">Tier 1</w:t>
+      </w:r>
+      <w:r>
+        <w:t xml:space="preserve">: Internally verifiable from the broadcast frames alone, requiring no external data sources or assumptions about mission parameters.</w:t>
+      </w:r>
+    </w:p>
+    <w:p>
+      <w:pPr>
+        <w:pStyle w:val="BodyText"/>
+      </w:pPr>
+      <w:r>
+        <w:rPr>
+          <w:bCs/>
+          <w:b/>
+        </w:rPr>
+        <w:t xml:space="preserve">No Tier 2 or Tier 3 claims</w:t>
+      </w:r>
+      <w:r>
+        <w:t xml:space="preserve"> </w:t>
+      </w:r>
+      <w:r>
+        <w:t xml:space="preserve">are included in the core findings. Physics-based expectations (e.g.,</w:t>
+      </w:r>
+      <w:r>
+        <w:t xml:space="preserve"> </w:t>
+      </w:r>
+      <w:r>
+        <w:t xml:space="preserve">“</w:t>
+      </w:r>
+      <w:r>
+        <w:t xml:space="preserve">re-entry should cause deceleration</w:t>
+      </w:r>
+      <w:r>
+        <w:t xml:space="preserve">”</w:t>
+      </w:r>
+      <w:r>
+        <w:t xml:space="preserve">) are noted as context but not asserted as proof of error without measurable evidence.</w:t>
+      </w:r>
+    </w:p>
+    <w:p>
+      <w:r>
+        <w:pict>
+          <v:rect style="width:0;height:1.5pt" o:hralign="center" o:hrstd="t" o:hr="t"/>
+        </w:pict>
+      </w:r>
+    </w:p>
+    <w:bookmarkEnd w:id="46"/>
+    <w:bookmarkStart w:id="51" w:name="limitations-transparency"/>
+    <w:p>
+      <w:pPr>
+        <w:pStyle w:val="Heading2"/>
+      </w:pPr>
+      <w:r>
+        <w:t xml:space="preserve">Limitations &amp; Transparency</w:t>
+      </w:r>
+    </w:p>
+    <w:bookmarkStart w:id="47" w:name="ocr-accuracy"/>
     <w:p>
       <w:pPr>
         <w:pStyle w:val="Heading3"/>
       </w:pPr>
       <w:r>
-        <w:t xml:space="preserve">Frame Sequence Uncertainty</w:t>
+        <w:t xml:space="preserve">OCR Accuracy</w:t>
       </w:r>
     </w:p>
     <w:p>
@@ -7747,7 +8120,7 @@
         <w:pStyle w:val="Compact"/>
       </w:pPr>
       <w:r>
-        <w:t xml:space="preserve">Screenshot scene numbers (00001-02927) do not guarantee chronological order</w:t>
+        <w:t xml:space="preserve">Tesseract OCR used for telemetry extraction</w:t>
       </w:r>
     </w:p>
     <w:p>
@@ -7759,7 +8132,7 @@
         <w:pStyle w:val="Compact"/>
       </w:pPr>
       <w:r>
-        <w:t xml:space="preserve">Video timestamp field used as primary chronology indicator</w:t>
+        <w:t xml:space="preserve">Velocity and distance fields manually spot-checked on sample frames</w:t>
       </w:r>
     </w:p>
     <w:p>
@@ -7771,17 +8144,44 @@
         <w:pStyle w:val="Compact"/>
       </w:pPr>
       <w:r>
-        <w:t xml:space="preserve">Timestamp resets indicate non-linear sequence or video editing</w:t>
-      </w:r>
-    </w:p>
-    <w:bookmarkEnd w:id="46"/>
-    <w:bookmarkStart w:id="47" w:name="scope-limitations"/>
+        <w:t xml:space="preserve">Potential for misreads on visually ambiguous digits</w:t>
+      </w:r>
+    </w:p>
+    <w:p>
+      <w:pPr>
+        <w:numPr>
+          <w:ilvl w:val="0"/>
+          <w:numId w:val="1013"/>
+        </w:numPr>
+        <w:pStyle w:val="Compact"/>
+      </w:pPr>
+      <w:r>
+        <w:t xml:space="preserve">All raw OCR output preserved in</w:t>
+      </w:r>
+      <w:r>
+        <w:t xml:space="preserve"> </w:t>
+      </w:r>
+      <w:r>
+        <w:rPr>
+          <w:rStyle w:val="VerbatimChar"/>
+        </w:rPr>
+        <w:t xml:space="preserve">telemetry_clean.json</w:t>
+      </w:r>
+      <w:r>
+        <w:t xml:space="preserve"> </w:t>
+      </w:r>
+      <w:r>
+        <w:t xml:space="preserve">for verification</w:t>
+      </w:r>
+    </w:p>
+    <w:bookmarkEnd w:id="47"/>
+    <w:bookmarkStart w:id="48" w:name="frame-sequence-uncertainty"/>
     <w:p>
       <w:pPr>
         <w:pStyle w:val="Heading3"/>
       </w:pPr>
       <w:r>
-        <w:t xml:space="preserve">Scope Limitations</w:t>
+        <w:t xml:space="preserve">Frame Sequence Uncertainty</w:t>
       </w:r>
     </w:p>
     <w:p>
@@ -7793,20 +8193,7 @@
         <w:pStyle w:val="Compact"/>
       </w:pPr>
       <w:r>
-        <w:t xml:space="preserve">Analysis covers</w:t>
-      </w:r>
-      <w:r>
-        <w:t xml:space="preserve"> </w:t>
-      </w:r>
-      <w:r>
-        <w:rPr>
-          <w:bCs/>
-          <w:b/>
-        </w:rPr>
-        <w:t xml:space="preserve">broadcast visualization only</w:t>
-      </w:r>
-      <w:r>
-        <w:t xml:space="preserve">, not actual mission telemetry</w:t>
+        <w:t xml:space="preserve">Screenshot scene numbers (00001-02927) do not guarantee chronological order</w:t>
       </w:r>
     </w:p>
     <w:p>
@@ -7818,7 +8205,7 @@
         <w:pStyle w:val="Compact"/>
       </w:pPr>
       <w:r>
-        <w:t xml:space="preserve">No access to underlying simulation data or real-time flight data</w:t>
+        <w:t xml:space="preserve">Video timestamp field used as primary chronology indicator</w:t>
       </w:r>
     </w:p>
     <w:p>
@@ -7830,116 +8217,17 @@
         <w:pStyle w:val="Compact"/>
       </w:pPr>
       <w:r>
-        <w:t xml:space="preserve">Cannot verify if visualization accurately represents simulation state</w:t>
-      </w:r>
-    </w:p>
-    <w:bookmarkEnd w:id="47"/>
-    <w:bookmarkStart w:id="48" w:name="broadcast-vs.-reality"/>
+        <w:t xml:space="preserve">Timestamp resets indicate non-linear sequence or video editing</w:t>
+      </w:r>
+    </w:p>
+    <w:bookmarkEnd w:id="48"/>
+    <w:bookmarkStart w:id="49" w:name="scope-limitations"/>
     <w:p>
       <w:pPr>
         <w:pStyle w:val="Heading3"/>
       </w:pPr>
       <w:r>
-        <w:t xml:space="preserve">Broadcast vs. Reality</w:t>
-      </w:r>
-    </w:p>
-    <w:p>
-      <w:pPr>
-        <w:pStyle w:val="FirstParagraph"/>
-      </w:pPr>
-      <w:r>
-        <w:t xml:space="preserve">This analysis makes</w:t>
-      </w:r>
-      <w:r>
-        <w:t xml:space="preserve"> </w:t>
-      </w:r>
-      <w:r>
-        <w:rPr>
-          <w:bCs/>
-          <w:b/>
-        </w:rPr>
-        <w:t xml:space="preserve">no claims</w:t>
-      </w:r>
-      <w:r>
-        <w:t xml:space="preserve"> </w:t>
-      </w:r>
-      <w:r>
-        <w:t xml:space="preserve">about:</w:t>
-      </w:r>
-      <w:r>
-        <w:t xml:space="preserve"> </w:t>
-      </w:r>
-      <w:r>
-        <w:t xml:space="preserve">- Actual Artemis II mission performance (not yet flown as of Aug 2026)</w:t>
-      </w:r>
-      <w:r>
-        <w:t xml:space="preserve"> </w:t>
-      </w:r>
-      <w:r>
-        <w:t xml:space="preserve">- Accuracy of underlying NASA simulation</w:t>
-      </w:r>
-      <w:r>
-        <w:t xml:space="preserve"> </w:t>
-      </w:r>
-      <w:r>
-        <w:t xml:space="preserve">- Whether broadcast visualization reflects simulation data correctly</w:t>
-      </w:r>
-    </w:p>
-    <w:p>
-      <w:pPr>
-        <w:pStyle w:val="BodyText"/>
-      </w:pPr>
-      <w:r>
-        <w:rPr>
-          <w:bCs/>
-          <w:b/>
-        </w:rPr>
-        <w:t xml:space="preserve">Scope</w:t>
-      </w:r>
-      <w:r>
-        <w:t xml:space="preserve">: Anomalies in the</w:t>
-      </w:r>
-      <w:r>
-        <w:t xml:space="preserve"> </w:t>
-      </w:r>
-      <w:r>
-        <w:rPr>
-          <w:iCs/>
-          <w:i/>
-        </w:rPr>
-        <w:t xml:space="preserve">broadcast presentation</w:t>
-      </w:r>
-      <w:r>
-        <w:t xml:space="preserve"> </w:t>
-      </w:r>
-      <w:r>
-        <w:t xml:space="preserve">as captured in YouTube screenshots.</w:t>
-      </w:r>
-    </w:p>
-    <w:p>
-      <w:r>
-        <w:pict>
-          <v:rect style="width:0;height:1.5pt" o:hralign="center" o:hrstd="t" o:hr="t"/>
-        </w:pict>
-      </w:r>
-    </w:p>
-    <w:bookmarkEnd w:id="48"/>
-    <w:bookmarkEnd w:id="49"/>
-    <w:bookmarkStart w:id="50" w:name="conclusion"/>
-    <w:p>
-      <w:pPr>
-        <w:pStyle w:val="Heading2"/>
-      </w:pPr>
-      <w:r>
-        <w:t xml:space="preserve">Conclusion</w:t>
-      </w:r>
-    </w:p>
-    <w:p>
-      <w:pPr>
-        <w:pStyle w:val="FirstParagraph"/>
-      </w:pPr>
-      <w:r>
-        <w:t xml:space="preserve">Analysis of 266 frames from the NASA Artemis II re-entry broadcast reveals multiple categories of telemetry display anomalies:</w:t>
+        <w:t xml:space="preserve">Scope Limitations</w:t>
       </w:r>
     </w:p>
     <w:p>
@@ -7951,17 +8239,20 @@
         <w:pStyle w:val="Compact"/>
       </w:pPr>
       <w:r>
-        <w:rPr>
-          <w:bCs/>
-          <w:b/>
-        </w:rPr>
-        <w:t xml:space="preserve">42.9% duplicate frames</w:t>
-      </w:r>
-      <w:r>
-        <w:t xml:space="preserve"> </w:t>
-      </w:r>
-      <w:r>
-        <w:t xml:space="preserve">— Frozen displays across time</w:t>
+        <w:t xml:space="preserve">Analysis covers</w:t>
+      </w:r>
+      <w:r>
+        <w:t xml:space="preserve"> </w:t>
+      </w:r>
+      <w:r>
+        <w:rPr>
+          <w:bCs/>
+          <w:b/>
+        </w:rPr>
+        <w:t xml:space="preserve">broadcast visualization only</w:t>
+      </w:r>
+      <w:r>
+        <w:t xml:space="preserve">, not actual mission telemetry</w:t>
       </w:r>
     </w:p>
     <w:p>
@@ -7973,17 +8264,7 @@
         <w:pStyle w:val="Compact"/>
       </w:pPr>
       <w:r>
-        <w:rPr>
-          <w:bCs/>
-          <w:b/>
-        </w:rPr>
-        <w:t xml:space="preserve">Non-linear timestamp progression</w:t>
-      </w:r>
-      <w:r>
-        <w:t xml:space="preserve"> </w:t>
-      </w:r>
-      <w:r>
-        <w:t xml:space="preserve">— 3 backward jumps</w:t>
+        <w:t xml:space="preserve">No access to underlying simulation data or real-time flight data</w:t>
       </w:r>
     </w:p>
     <w:p>
@@ -7995,105 +8276,17 @@
         <w:pStyle w:val="Compact"/>
       </w:pPr>
       <w:r>
-        <w:rPr>
-          <w:bCs/>
-          <w:b/>
-        </w:rPr>
-        <w:t xml:space="preserve">Counter-intuitive velocity trends</w:t>
-      </w:r>
-      <w:r>
-        <w:t xml:space="preserve"> </w:t>
-      </w:r>
-      <w:r>
-        <w:t xml:space="preserve">— Increases during re-entry</w:t>
-      </w:r>
-    </w:p>
-    <w:p>
-      <w:pPr>
-        <w:numPr>
-          <w:ilvl w:val="0"/>
-          <w:numId w:val="1015"/>
-        </w:numPr>
-        <w:pStyle w:val="Compact"/>
-      </w:pPr>
-      <w:r>
-        <w:rPr>
-          <w:bCs/>
-          <w:b/>
-        </w:rPr>
-        <w:t xml:space="preserve">Minimal distance variation</w:t>
-      </w:r>
-      <w:r>
-        <w:t xml:space="preserve"> </w:t>
-      </w:r>
-      <w:r>
-        <w:t xml:space="preserve">— 12-mile range across segment</w:t>
-      </w:r>
-    </w:p>
-    <w:p>
-      <w:pPr>
-        <w:numPr>
-          <w:ilvl w:val="0"/>
-          <w:numId w:val="1015"/>
-        </w:numPr>
-        <w:pStyle w:val="Compact"/>
-      </w:pPr>
-      <w:r>
-        <w:rPr>
-          <w:bCs/>
-          <w:b/>
-        </w:rPr>
-        <w:t xml:space="preserve">Geometric contradictions</w:t>
-      </w:r>
-      <w:r>
-        <w:t xml:space="preserve"> </w:t>
-      </w:r>
-      <w:r>
-        <w:t xml:space="preserve">— Both distances increasing</w:t>
-      </w:r>
-    </w:p>
-    <w:p>
-      <w:pPr>
-        <w:numPr>
-          <w:ilvl w:val="0"/>
-          <w:numId w:val="1015"/>
-        </w:numPr>
-        <w:pStyle w:val="Compact"/>
-      </w:pPr>
-      <w:r>
-        <w:rPr>
-          <w:bCs/>
-          <w:b/>
-        </w:rPr>
-        <w:t xml:space="preserve">Velocity reversals</w:t>
-      </w:r>
-      <w:r>
-        <w:t xml:space="preserve"> </w:t>
-      </w:r>
-      <w:r>
-        <w:t xml:space="preserve">— 7 instances post-blackout</w:t>
-      </w:r>
-    </w:p>
-    <w:p>
-      <w:pPr>
-        <w:numPr>
-          <w:ilvl w:val="0"/>
-          <w:numId w:val="1015"/>
-        </w:numPr>
-        <w:pStyle w:val="Compact"/>
-      </w:pPr>
-      <w:r>
-        <w:rPr>
-          <w:bCs/>
-          <w:b/>
-        </w:rPr>
-        <w:t xml:space="preserve">Static telemetry plateaus</w:t>
-      </w:r>
-      <w:r>
-        <w:t xml:space="preserve"> </w:t>
-      </w:r>
-      <w:r>
-        <w:t xml:space="preserve">— Unchanging values across visual updates</w:t>
+        <w:t xml:space="preserve">Cannot verify if visualization accurately represents simulation state</w:t>
+      </w:r>
+    </w:p>
+    <w:bookmarkEnd w:id="49"/>
+    <w:bookmarkStart w:id="50" w:name="broadcast-vs.-reality"/>
+    <w:p>
+      <w:pPr>
+        <w:pStyle w:val="Heading3"/>
+      </w:pPr>
+      <w:r>
+        <w:t xml:space="preserve">Broadcast vs. Reality</w:t>
       </w:r>
     </w:p>
     <w:p>
@@ -8101,7 +8294,41 @@
         <w:pStyle w:val="FirstParagraph"/>
       </w:pPr>
       <w:r>
-        <w:t xml:space="preserve">All findings are reproducible from the provided source frames and analysis code.</w:t>
+        <w:t xml:space="preserve">This analysis makes</w:t>
+      </w:r>
+      <w:r>
+        <w:t xml:space="preserve"> </w:t>
+      </w:r>
+      <w:r>
+        <w:rPr>
+          <w:bCs/>
+          <w:b/>
+        </w:rPr>
+        <w:t xml:space="preserve">no claims</w:t>
+      </w:r>
+      <w:r>
+        <w:t xml:space="preserve"> </w:t>
+      </w:r>
+      <w:r>
+        <w:t xml:space="preserve">about:</w:t>
+      </w:r>
+      <w:r>
+        <w:t xml:space="preserve"> </w:t>
+      </w:r>
+      <w:r>
+        <w:t xml:space="preserve">- Actual Artemis II mission performance (not yet flown as of Aug 2026)</w:t>
+      </w:r>
+      <w:r>
+        <w:t xml:space="preserve"> </w:t>
+      </w:r>
+      <w:r>
+        <w:t xml:space="preserve">- Accuracy of underlying NASA simulation</w:t>
+      </w:r>
+      <w:r>
+        <w:t xml:space="preserve"> </w:t>
+      </w:r>
+      <w:r>
+        <w:t xml:space="preserve">- Whether broadcast visualization reflects simulation data correctly</w:t>
       </w:r>
     </w:p>
     <w:p>
@@ -8113,13 +8340,26 @@
           <w:bCs/>
           <w:b/>
         </w:rPr>
-        <w:t xml:space="preserve">No external claims, no bias, no unsubstantiated assertions</w:t>
-      </w:r>
-      <w:r>
-        <w:t xml:space="preserve"> </w:t>
-      </w:r>
-      <w:r>
-        <w:t xml:space="preserve">— only measurable, verifiable observations from the broadcast data.</w:t>
+        <w:t xml:space="preserve">Scope</w:t>
+      </w:r>
+      <w:r>
+        <w:t xml:space="preserve">: Anomalies in the</w:t>
+      </w:r>
+      <w:r>
+        <w:t xml:space="preserve"> </w:t>
+      </w:r>
+      <w:r>
+        <w:rPr>
+          <w:iCs/>
+          <w:i/>
+        </w:rPr>
+        <w:t xml:space="preserve">broadcast presentation</w:t>
+      </w:r>
+      <w:r>
+        <w:t xml:space="preserve"> </w:t>
+      </w:r>
+      <w:r>
+        <w:t xml:space="preserve">as captured in YouTube screenshots.</w:t>
       </w:r>
     </w:p>
     <w:p>
@@ -8129,62 +8369,268 @@
         </w:pict>
       </w:r>
     </w:p>
-    <w:p>
-      <w:pPr>
-        <w:pStyle w:val="FirstParagraph"/>
-      </w:pPr>
-      <w:r>
-        <w:rPr>
-          <w:bCs/>
-          <w:b/>
-        </w:rPr>
-        <w:t xml:space="preserve">Repository</w:t>
-      </w:r>
-      <w:r>
-        <w:t xml:space="preserve">: https://github.com/TrueSiddiqui/NASA-Caught</w:t>
-      </w:r>
-      <w:r>
-        <w:br/>
-      </w:r>
-      <w:r>
-        <w:rPr>
-          <w:bCs/>
-          <w:b/>
-        </w:rPr>
-        <w:t xml:space="preserve">License</w:t>
-      </w:r>
-      <w:r>
-        <w:t xml:space="preserve">: CC BY-NC 4.0 (Attribution required, non-commercial use)</w:t>
-      </w:r>
-      <w:r>
-        <w:br/>
-      </w:r>
-      <w:r>
-        <w:rPr>
-          <w:bCs/>
-          <w:b/>
-        </w:rPr>
-        <w:t xml:space="preserve">Researcher</w:t>
-      </w:r>
-      <w:r>
-        <w:t xml:space="preserve">: TrueSiddiqui</w:t>
-      </w:r>
-      <w:r>
-        <w:br/>
-      </w:r>
-      <w:r>
-        <w:rPr>
-          <w:bCs/>
-          <w:b/>
-        </w:rPr>
-        <w:t xml:space="preserve">Analysis Date</w:t>
-      </w:r>
-      <w:r>
-        <w:t xml:space="preserve">: August 23, 2026</w:t>
-      </w:r>
-    </w:p>
     <w:bookmarkEnd w:id="50"/>
     <w:bookmarkEnd w:id="51"/>
+    <w:bookmarkStart w:id="52" w:name="conclusion"/>
+    <w:p>
+      <w:pPr>
+        <w:pStyle w:val="Heading2"/>
+      </w:pPr>
+      <w:r>
+        <w:t xml:space="preserve">Conclusion</w:t>
+      </w:r>
+    </w:p>
+    <w:p>
+      <w:pPr>
+        <w:pStyle w:val="FirstParagraph"/>
+      </w:pPr>
+      <w:r>
+        <w:t xml:space="preserve">Analysis of 266 frames from the NASA Artemis II re-entry broadcast reveals multiple categories of telemetry display anomalies:</w:t>
+      </w:r>
+    </w:p>
+    <w:p>
+      <w:pPr>
+        <w:numPr>
+          <w:ilvl w:val="0"/>
+          <w:numId w:val="1016"/>
+        </w:numPr>
+        <w:pStyle w:val="Compact"/>
+      </w:pPr>
+      <w:r>
+        <w:rPr>
+          <w:bCs/>
+          <w:b/>
+        </w:rPr>
+        <w:t xml:space="preserve">42.9% duplicate frames</w:t>
+      </w:r>
+      <w:r>
+        <w:t xml:space="preserve"> </w:t>
+      </w:r>
+      <w:r>
+        <w:t xml:space="preserve">— Frozen displays across time</w:t>
+      </w:r>
+    </w:p>
+    <w:p>
+      <w:pPr>
+        <w:numPr>
+          <w:ilvl w:val="0"/>
+          <w:numId w:val="1016"/>
+        </w:numPr>
+        <w:pStyle w:val="Compact"/>
+      </w:pPr>
+      <w:r>
+        <w:rPr>
+          <w:bCs/>
+          <w:b/>
+        </w:rPr>
+        <w:t xml:space="preserve">Non-linear timestamp progression</w:t>
+      </w:r>
+      <w:r>
+        <w:t xml:space="preserve"> </w:t>
+      </w:r>
+      <w:r>
+        <w:t xml:space="preserve">— 3 backward jumps</w:t>
+      </w:r>
+    </w:p>
+    <w:p>
+      <w:pPr>
+        <w:numPr>
+          <w:ilvl w:val="0"/>
+          <w:numId w:val="1016"/>
+        </w:numPr>
+        <w:pStyle w:val="Compact"/>
+      </w:pPr>
+      <w:r>
+        <w:rPr>
+          <w:bCs/>
+          <w:b/>
+        </w:rPr>
+        <w:t xml:space="preserve">Counter-intuitive velocity trends</w:t>
+      </w:r>
+      <w:r>
+        <w:t xml:space="preserve"> </w:t>
+      </w:r>
+      <w:r>
+        <w:t xml:space="preserve">— Increases during re-entry</w:t>
+      </w:r>
+    </w:p>
+    <w:p>
+      <w:pPr>
+        <w:numPr>
+          <w:ilvl w:val="0"/>
+          <w:numId w:val="1016"/>
+        </w:numPr>
+        <w:pStyle w:val="Compact"/>
+      </w:pPr>
+      <w:r>
+        <w:rPr>
+          <w:bCs/>
+          <w:b/>
+        </w:rPr>
+        <w:t xml:space="preserve">Minimal distance variation</w:t>
+      </w:r>
+      <w:r>
+        <w:t xml:space="preserve"> </w:t>
+      </w:r>
+      <w:r>
+        <w:t xml:space="preserve">— 12-mile range across segment</w:t>
+      </w:r>
+    </w:p>
+    <w:p>
+      <w:pPr>
+        <w:numPr>
+          <w:ilvl w:val="0"/>
+          <w:numId w:val="1016"/>
+        </w:numPr>
+        <w:pStyle w:val="Compact"/>
+      </w:pPr>
+      <w:r>
+        <w:rPr>
+          <w:bCs/>
+          <w:b/>
+        </w:rPr>
+        <w:t xml:space="preserve">Geometric contradictions</w:t>
+      </w:r>
+      <w:r>
+        <w:t xml:space="preserve"> </w:t>
+      </w:r>
+      <w:r>
+        <w:t xml:space="preserve">— Both distances increasing</w:t>
+      </w:r>
+    </w:p>
+    <w:p>
+      <w:pPr>
+        <w:numPr>
+          <w:ilvl w:val="0"/>
+          <w:numId w:val="1016"/>
+        </w:numPr>
+        <w:pStyle w:val="Compact"/>
+      </w:pPr>
+      <w:r>
+        <w:rPr>
+          <w:bCs/>
+          <w:b/>
+        </w:rPr>
+        <w:t xml:space="preserve">Velocity reversals</w:t>
+      </w:r>
+      <w:r>
+        <w:t xml:space="preserve"> </w:t>
+      </w:r>
+      <w:r>
+        <w:t xml:space="preserve">— 7 instances post-blackout</w:t>
+      </w:r>
+    </w:p>
+    <w:p>
+      <w:pPr>
+        <w:numPr>
+          <w:ilvl w:val="0"/>
+          <w:numId w:val="1016"/>
+        </w:numPr>
+        <w:pStyle w:val="Compact"/>
+      </w:pPr>
+      <w:r>
+        <w:rPr>
+          <w:bCs/>
+          <w:b/>
+        </w:rPr>
+        <w:t xml:space="preserve">Static telemetry plateaus</w:t>
+      </w:r>
+      <w:r>
+        <w:t xml:space="preserve"> </w:t>
+      </w:r>
+      <w:r>
+        <w:t xml:space="preserve">— Unchanging values across visual updates</w:t>
+      </w:r>
+    </w:p>
+    <w:p>
+      <w:pPr>
+        <w:pStyle w:val="FirstParagraph"/>
+      </w:pPr>
+      <w:r>
+        <w:t xml:space="preserve">All findings are reproducible from the provided source frames and analysis code.</w:t>
+      </w:r>
+    </w:p>
+    <w:p>
+      <w:pPr>
+        <w:pStyle w:val="BodyText"/>
+      </w:pPr>
+      <w:r>
+        <w:rPr>
+          <w:bCs/>
+          <w:b/>
+        </w:rPr>
+        <w:t xml:space="preserve">No external claims, no bias, no unsubstantiated assertions</w:t>
+      </w:r>
+      <w:r>
+        <w:t xml:space="preserve"> </w:t>
+      </w:r>
+      <w:r>
+        <w:t xml:space="preserve">— only measurable, verifiable observations from the broadcast data.</w:t>
+      </w:r>
+    </w:p>
+    <w:p>
+      <w:r>
+        <w:pict>
+          <v:rect style="width:0;height:1.5pt" o:hralign="center" o:hrstd="t" o:hr="t"/>
+        </w:pict>
+      </w:r>
+    </w:p>
+    <w:p>
+      <w:pPr>
+        <w:pStyle w:val="FirstParagraph"/>
+      </w:pPr>
+      <w:r>
+        <w:rPr>
+          <w:bCs/>
+          <w:b/>
+        </w:rPr>
+        <w:t xml:space="preserve">Repository</w:t>
+      </w:r>
+      <w:r>
+        <w:t xml:space="preserve">: https://github.com/TrueSiddiqui/NASA-Caught</w:t>
+      </w:r>
+      <w:r>
+        <w:br/>
+      </w:r>
+      <w:r>
+        <w:rPr>
+          <w:bCs/>
+          <w:b/>
+        </w:rPr>
+        <w:t xml:space="preserve">License</w:t>
+      </w:r>
+      <w:r>
+        <w:t xml:space="preserve">: CC BY-NC 4.0 (Attribution required, non-commercial use)</w:t>
+      </w:r>
+      <w:r>
+        <w:br/>
+      </w:r>
+      <w:r>
+        <w:rPr>
+          <w:bCs/>
+          <w:b/>
+        </w:rPr>
+        <w:t xml:space="preserve">Researcher</w:t>
+      </w:r>
+      <w:r>
+        <w:t xml:space="preserve">: TrueSiddiqui</w:t>
+      </w:r>
+      <w:r>
+        <w:br/>
+      </w:r>
+      <w:r>
+        <w:rPr>
+          <w:bCs/>
+          <w:b/>
+        </w:rPr>
+        <w:t xml:space="preserve">Analysis Date</w:t>
+      </w:r>
+      <w:r>
+        <w:t xml:space="preserve">: August 23, 2026</w:t>
+      </w:r>
+    </w:p>
+    <w:bookmarkEnd w:id="52"/>
+    <w:bookmarkEnd w:id="53"/>
     <w:sectPr/>
   </w:body>
 </w:document>
@@ -8498,6 +8944,9 @@
     <w:abstractNumId w:val="991"/>
   </w:num>
   <w:num w:numId="1015">
+    <w:abstractNumId w:val="991"/>
+  </w:num>
+  <w:num w:numId="1016">
     <w:abstractNumId w:val="99411"/>
     <w:lvlOverride w:ilvl="0">
       <w:startOverride w:val="1"/>
